--- a/Front Matter/Template/6_Front-Matter_Template-v4.docx
+++ b/Front Matter/Template/6_Front-Matter_Template-v4.docx
@@ -43,20 +43,86 @@
         <w:rPr>
           <w:rFonts w:ascii="Noto Serif" w:eastAsia="Noto Serif SC" w:hAnsi="Noto Serif" w:cs="Noto Serif"/>
           <w:b/>
-          <w:sz w:val="56"/>
-          <w:szCs w:val="96"/>
-          <w:lang w:val="en-US"/>
-        </w:rPr>
-      </w:pPr>
-      <w:r>
-        <w:rPr>
-          <w:rFonts w:ascii="Noto Serif" w:eastAsia="Noto Serif SC" w:hAnsi="Noto Serif" w:cs="Noto Serif" w:hint="eastAsia"/>
+          <w:sz w:val="60"/>
+          <w:szCs w:val="60"/>
+          <w:lang w:val="en-US"/>
+        </w:rPr>
+      </w:pPr>
+      <w:r>
+        <w:rPr>
+          <w:rFonts w:ascii="Noto Serif" w:eastAsia="Noto Serif SC" w:hAnsi="Noto Serif" w:cs="Noto Serif" w:hint="eastAsia"/>
+          <w:b/>
+          <w:sz w:val="60"/>
+          <w:szCs w:val="60"/>
+        </w:rPr>
+        <w:t>山</w:t>
+      </w:r>
+      <w:r>
+        <w:rPr>
+          <w:rFonts w:ascii="Noto Serif" w:eastAsia="Noto Serif SC" w:hAnsi="Noto Serif" w:cs="Noto Serif" w:hint="eastAsia"/>
+          <w:b/>
+          <w:sz w:val="60"/>
+          <w:szCs w:val="60"/>
+        </w:rPr>
+        <w:t xml:space="preserve"> </w:t>
+      </w:r>
+      <w:r>
+        <w:rPr>
+          <w:rFonts w:ascii="Noto Serif" w:eastAsia="Noto Serif SC" w:hAnsi="Noto Serif" w:cs="Noto Serif" w:hint="eastAsia"/>
+          <w:b/>
+          <w:sz w:val="60"/>
+          <w:szCs w:val="60"/>
+        </w:rPr>
+        <w:t>谣</w:t>
+      </w:r>
+      <w:r>
+        <w:rPr>
+          <w:rFonts w:ascii="Noto Serif" w:eastAsia="Noto Serif SC" w:hAnsi="Noto Serif" w:cs="Noto Serif" w:hint="eastAsia"/>
+          <w:b/>
+          <w:sz w:val="60"/>
+          <w:szCs w:val="60"/>
+        </w:rPr>
+        <w:t xml:space="preserve"> </w:t>
+      </w:r>
+      <w:r>
+        <w:rPr>
+          <w:rFonts w:ascii="Noto Serif" w:eastAsia="Noto Serif SC" w:hAnsi="Noto Serif" w:cs="Noto Serif" w:hint="eastAsia"/>
+          <w:b/>
+          <w:sz w:val="60"/>
+          <w:szCs w:val="60"/>
+        </w:rPr>
+        <w:t>随</w:t>
+      </w:r>
+      <w:r>
+        <w:rPr>
+          <w:rFonts w:ascii="Noto Serif" w:eastAsia="Noto Serif SC" w:hAnsi="Noto Serif" w:cs="Noto Serif" w:hint="eastAsia"/>
+          <w:b/>
+          <w:sz w:val="60"/>
+          <w:szCs w:val="60"/>
+        </w:rPr>
+        <w:t xml:space="preserve"> </w:t>
+      </w:r>
+      <w:r>
+        <w:rPr>
+          <w:rFonts w:ascii="Noto Serif" w:eastAsia="Noto Serif SC" w:hAnsi="Noto Serif" w:cs="Noto Serif" w:hint="eastAsia"/>
+          <w:b/>
+          <w:sz w:val="60"/>
+          <w:szCs w:val="60"/>
+        </w:rPr>
+        <w:t>想</w:t>
+      </w:r>
+    </w:p>
+    <w:p>
+      <w:pPr>
+        <w:jc w:val="right"/>
+        <w:rPr>
+          <w:rFonts w:ascii="Noto Serif" w:eastAsia="Noto Serif SC" w:hAnsi="Noto Serif" w:cs="Noto Serif"/>
           <w:b/>
           <w:sz w:val="56"/>
           <w:szCs w:val="96"/>
-        </w:rPr>
-        <w:t>山</w:t>
-      </w:r>
+          <w:lang w:val="en-US"/>
+        </w:rPr>
+      </w:pPr>
       <w:r>
         <w:rPr>
           <w:rFonts w:ascii="Noto Serif" w:eastAsia="Noto Serif SC" w:hAnsi="Noto Serif" w:cs="Noto Serif" w:hint="eastAsia"/>
@@ -64,72 +130,6 @@
           <w:sz w:val="56"/>
           <w:szCs w:val="96"/>
         </w:rPr>
-        <w:t xml:space="preserve"> </w:t>
-      </w:r>
-      <w:r>
-        <w:rPr>
-          <w:rFonts w:ascii="Noto Serif" w:eastAsia="Noto Serif SC" w:hAnsi="Noto Serif" w:cs="Noto Serif" w:hint="eastAsia"/>
-          <w:b/>
-          <w:sz w:val="56"/>
-          <w:szCs w:val="96"/>
-        </w:rPr>
-        <w:t>谣</w:t>
-      </w:r>
-      <w:r>
-        <w:rPr>
-          <w:rFonts w:ascii="Noto Serif" w:eastAsia="Noto Serif SC" w:hAnsi="Noto Serif" w:cs="Noto Serif" w:hint="eastAsia"/>
-          <w:b/>
-          <w:sz w:val="56"/>
-          <w:szCs w:val="96"/>
-        </w:rPr>
-        <w:t xml:space="preserve"> </w:t>
-      </w:r>
-      <w:r>
-        <w:rPr>
-          <w:rFonts w:ascii="Noto Serif" w:eastAsia="Noto Serif SC" w:hAnsi="Noto Serif" w:cs="Noto Serif" w:hint="eastAsia"/>
-          <w:b/>
-          <w:sz w:val="56"/>
-          <w:szCs w:val="96"/>
-        </w:rPr>
-        <w:t>随</w:t>
-      </w:r>
-      <w:r>
-        <w:rPr>
-          <w:rFonts w:ascii="Noto Serif" w:eastAsia="Noto Serif SC" w:hAnsi="Noto Serif" w:cs="Noto Serif" w:hint="eastAsia"/>
-          <w:b/>
-          <w:sz w:val="56"/>
-          <w:szCs w:val="96"/>
-        </w:rPr>
-        <w:t xml:space="preserve"> </w:t>
-      </w:r>
-      <w:r>
-        <w:rPr>
-          <w:rFonts w:ascii="Noto Serif" w:eastAsia="Noto Serif SC" w:hAnsi="Noto Serif" w:cs="Noto Serif" w:hint="eastAsia"/>
-          <w:b/>
-          <w:sz w:val="56"/>
-          <w:szCs w:val="96"/>
-        </w:rPr>
-        <w:t>想</w:t>
-      </w:r>
-    </w:p>
-    <w:p>
-      <w:pPr>
-        <w:jc w:val="right"/>
-        <w:rPr>
-          <w:rFonts w:ascii="Noto Serif" w:eastAsia="Noto Serif SC" w:hAnsi="Noto Serif" w:cs="Noto Serif"/>
-          <w:b/>
-          <w:sz w:val="56"/>
-          <w:szCs w:val="96"/>
-          <w:lang w:val="en-US"/>
-        </w:rPr>
-      </w:pPr>
-      <w:r>
-        <w:rPr>
-          <w:rFonts w:ascii="Noto Serif" w:eastAsia="Noto Serif SC" w:hAnsi="Noto Serif" w:cs="Noto Serif" w:hint="eastAsia"/>
-          <w:b/>
-          <w:sz w:val="56"/>
-          <w:szCs w:val="96"/>
-        </w:rPr>
         <w:t>The Capriccio of the Mountain Folk Song</w:t>
       </w:r>
     </w:p>
@@ -149,15 +149,15 @@
         <w:jc w:val="right"/>
         <w:rPr>
           <w:rFonts w:ascii="Noto Serif" w:eastAsia="Noto Serif SC" w:hAnsi="Noto Serif" w:cs="Noto Serif"/>
-          <w:sz w:val="32"/>
-          <w:szCs w:val="56"/>
-        </w:rPr>
-      </w:pPr>
-      <w:r>
-        <w:rPr>
-          <w:rFonts w:ascii="Noto Serif" w:eastAsia="Noto Serif SC" w:hAnsi="Noto Serif" w:cs="Noto Serif" w:hint="eastAsia"/>
-          <w:sz w:val="32"/>
-          <w:szCs w:val="56"/>
+          <w:sz w:val="36"/>
+          <w:szCs w:val="72"/>
+        </w:rPr>
+      </w:pPr>
+      <w:r>
+        <w:rPr>
+          <w:rFonts w:ascii="Noto Serif" w:eastAsia="Noto Serif SC" w:hAnsi="Noto Serif" w:cs="Noto Serif" w:hint="eastAsia"/>
+          <w:sz w:val="36"/>
+          <w:szCs w:val="72"/>
         </w:rPr>
         <w:t>竹笛协奏曲</w:t>
       </w:r>
@@ -229,15 +229,15 @@
         <w:jc w:val="right"/>
         <w:rPr>
           <w:rFonts w:ascii="Noto Serif" w:eastAsia="Noto Serif SC" w:hAnsi="Noto Serif" w:cs="Noto Serif"/>
-          <w:sz w:val="40"/>
-          <w:szCs w:val="96"/>
-        </w:rPr>
-      </w:pPr>
-      <w:r>
-        <w:rPr>
-          <w:rFonts w:ascii="Noto Serif" w:eastAsia="Noto Serif SC" w:hAnsi="Noto Serif" w:cs="Noto Serif" w:hint="eastAsia"/>
-          <w:sz w:val="40"/>
-          <w:szCs w:val="96"/>
+          <w:sz w:val="44"/>
+          <w:szCs w:val="144"/>
+        </w:rPr>
+      </w:pPr>
+      <w:r>
+        <w:rPr>
+          <w:rFonts w:ascii="Noto Serif" w:eastAsia="Noto Serif SC" w:hAnsi="Noto Serif" w:cs="Noto Serif" w:hint="eastAsia"/>
+          <w:sz w:val="44"/>
+          <w:szCs w:val="144"/>
         </w:rPr>
         <w:t>王东旭</w:t>
       </w:r>
@@ -772,20 +772,86 @@
         <w:rPr>
           <w:rFonts w:ascii="Noto Serif" w:eastAsia="Noto Serif SC" w:hAnsi="Noto Serif" w:cs="Noto Serif"/>
           <w:b/>
-          <w:sz w:val="56"/>
-          <w:szCs w:val="96"/>
-          <w:lang w:val="en-US"/>
-        </w:rPr>
-      </w:pPr>
-      <w:r>
-        <w:rPr>
-          <w:rFonts w:ascii="Noto Serif" w:eastAsia="Noto Serif SC" w:hAnsi="Noto Serif" w:cs="Noto Serif" w:hint="eastAsia"/>
+          <w:sz w:val="60"/>
+          <w:szCs w:val="60"/>
+          <w:lang w:val="en-US"/>
+        </w:rPr>
+      </w:pPr>
+      <w:r>
+        <w:rPr>
+          <w:rFonts w:ascii="Noto Serif" w:eastAsia="Noto Serif SC" w:hAnsi="Noto Serif" w:cs="Noto Serif" w:hint="eastAsia"/>
+          <w:b/>
+          <w:sz w:val="60"/>
+          <w:szCs w:val="60"/>
+        </w:rPr>
+        <w:t>山</w:t>
+      </w:r>
+      <w:r>
+        <w:rPr>
+          <w:rFonts w:ascii="Noto Serif" w:eastAsia="Noto Serif SC" w:hAnsi="Noto Serif" w:cs="Noto Serif" w:hint="eastAsia"/>
+          <w:b/>
+          <w:sz w:val="60"/>
+          <w:szCs w:val="60"/>
+        </w:rPr>
+        <w:t xml:space="preserve"> </w:t>
+      </w:r>
+      <w:r>
+        <w:rPr>
+          <w:rFonts w:ascii="Noto Serif" w:eastAsia="Noto Serif SC" w:hAnsi="Noto Serif" w:cs="Noto Serif" w:hint="eastAsia"/>
+          <w:b/>
+          <w:sz w:val="60"/>
+          <w:szCs w:val="60"/>
+        </w:rPr>
+        <w:t>谣</w:t>
+      </w:r>
+      <w:r>
+        <w:rPr>
+          <w:rFonts w:ascii="Noto Serif" w:eastAsia="Noto Serif SC" w:hAnsi="Noto Serif" w:cs="Noto Serif" w:hint="eastAsia"/>
+          <w:b/>
+          <w:sz w:val="60"/>
+          <w:szCs w:val="60"/>
+        </w:rPr>
+        <w:t xml:space="preserve"> </w:t>
+      </w:r>
+      <w:r>
+        <w:rPr>
+          <w:rFonts w:ascii="Noto Serif" w:eastAsia="Noto Serif SC" w:hAnsi="Noto Serif" w:cs="Noto Serif" w:hint="eastAsia"/>
+          <w:b/>
+          <w:sz w:val="60"/>
+          <w:szCs w:val="60"/>
+        </w:rPr>
+        <w:t>随</w:t>
+      </w:r>
+      <w:r>
+        <w:rPr>
+          <w:rFonts w:ascii="Noto Serif" w:eastAsia="Noto Serif SC" w:hAnsi="Noto Serif" w:cs="Noto Serif" w:hint="eastAsia"/>
+          <w:b/>
+          <w:sz w:val="60"/>
+          <w:szCs w:val="60"/>
+        </w:rPr>
+        <w:t xml:space="preserve"> </w:t>
+      </w:r>
+      <w:r>
+        <w:rPr>
+          <w:rFonts w:ascii="Noto Serif" w:eastAsia="Noto Serif SC" w:hAnsi="Noto Serif" w:cs="Noto Serif" w:hint="eastAsia"/>
+          <w:b/>
+          <w:sz w:val="60"/>
+          <w:szCs w:val="60"/>
+        </w:rPr>
+        <w:t>想</w:t>
+      </w:r>
+    </w:p>
+    <w:p>
+      <w:pPr>
+        <w:jc w:val="right"/>
+        <w:rPr>
+          <w:rFonts w:ascii="Noto Serif" w:eastAsia="Noto Serif SC" w:hAnsi="Noto Serif" w:cs="Noto Serif"/>
           <w:b/>
           <w:sz w:val="56"/>
           <w:szCs w:val="96"/>
-        </w:rPr>
-        <w:t>山</w:t>
-      </w:r>
+          <w:lang w:val="en-US"/>
+        </w:rPr>
+      </w:pPr>
       <w:r>
         <w:rPr>
           <w:rFonts w:ascii="Noto Serif" w:eastAsia="Noto Serif SC" w:hAnsi="Noto Serif" w:cs="Noto Serif" w:hint="eastAsia"/>
@@ -793,72 +859,6 @@
           <w:sz w:val="56"/>
           <w:szCs w:val="96"/>
         </w:rPr>
-        <w:t xml:space="preserve"> </w:t>
-      </w:r>
-      <w:r>
-        <w:rPr>
-          <w:rFonts w:ascii="Noto Serif" w:eastAsia="Noto Serif SC" w:hAnsi="Noto Serif" w:cs="Noto Serif" w:hint="eastAsia"/>
-          <w:b/>
-          <w:sz w:val="56"/>
-          <w:szCs w:val="96"/>
-        </w:rPr>
-        <w:t>谣</w:t>
-      </w:r>
-      <w:r>
-        <w:rPr>
-          <w:rFonts w:ascii="Noto Serif" w:eastAsia="Noto Serif SC" w:hAnsi="Noto Serif" w:cs="Noto Serif" w:hint="eastAsia"/>
-          <w:b/>
-          <w:sz w:val="56"/>
-          <w:szCs w:val="96"/>
-        </w:rPr>
-        <w:t xml:space="preserve"> </w:t>
-      </w:r>
-      <w:r>
-        <w:rPr>
-          <w:rFonts w:ascii="Noto Serif" w:eastAsia="Noto Serif SC" w:hAnsi="Noto Serif" w:cs="Noto Serif" w:hint="eastAsia"/>
-          <w:b/>
-          <w:sz w:val="56"/>
-          <w:szCs w:val="96"/>
-        </w:rPr>
-        <w:t>随</w:t>
-      </w:r>
-      <w:r>
-        <w:rPr>
-          <w:rFonts w:ascii="Noto Serif" w:eastAsia="Noto Serif SC" w:hAnsi="Noto Serif" w:cs="Noto Serif" w:hint="eastAsia"/>
-          <w:b/>
-          <w:sz w:val="56"/>
-          <w:szCs w:val="96"/>
-        </w:rPr>
-        <w:t xml:space="preserve"> </w:t>
-      </w:r>
-      <w:r>
-        <w:rPr>
-          <w:rFonts w:ascii="Noto Serif" w:eastAsia="Noto Serif SC" w:hAnsi="Noto Serif" w:cs="Noto Serif" w:hint="eastAsia"/>
-          <w:b/>
-          <w:sz w:val="56"/>
-          <w:szCs w:val="96"/>
-        </w:rPr>
-        <w:t>想</w:t>
-      </w:r>
-    </w:p>
-    <w:p>
-      <w:pPr>
-        <w:jc w:val="right"/>
-        <w:rPr>
-          <w:rFonts w:ascii="Noto Serif" w:eastAsia="Noto Serif SC" w:hAnsi="Noto Serif" w:cs="Noto Serif"/>
-          <w:b/>
-          <w:sz w:val="56"/>
-          <w:szCs w:val="96"/>
-          <w:lang w:val="en-US"/>
-        </w:rPr>
-      </w:pPr>
-      <w:r>
-        <w:rPr>
-          <w:rFonts w:ascii="Noto Serif" w:eastAsia="Noto Serif SC" w:hAnsi="Noto Serif" w:cs="Noto Serif" w:hint="eastAsia"/>
-          <w:b/>
-          <w:sz w:val="56"/>
-          <w:szCs w:val="96"/>
-        </w:rPr>
         <w:t>The Capriccio of the Mountain Folk Song</w:t>
       </w:r>
     </w:p>
@@ -878,15 +878,15 @@
         <w:jc w:val="right"/>
         <w:rPr>
           <w:rFonts w:ascii="Noto Serif" w:eastAsia="Noto Serif SC" w:hAnsi="Noto Serif" w:cs="Noto Serif"/>
-          <w:sz w:val="32"/>
-          <w:szCs w:val="56"/>
-        </w:rPr>
-      </w:pPr>
-      <w:r>
-        <w:rPr>
-          <w:rFonts w:ascii="Noto Serif" w:eastAsia="Noto Serif SC" w:hAnsi="Noto Serif" w:cs="Noto Serif" w:hint="eastAsia"/>
-          <w:sz w:val="32"/>
-          <w:szCs w:val="56"/>
+          <w:sz w:val="36"/>
+          <w:szCs w:val="72"/>
+        </w:rPr>
+      </w:pPr>
+      <w:r>
+        <w:rPr>
+          <w:rFonts w:ascii="Noto Serif" w:eastAsia="Noto Serif SC" w:hAnsi="Noto Serif" w:cs="Noto Serif" w:hint="eastAsia"/>
+          <w:sz w:val="36"/>
+          <w:szCs w:val="72"/>
         </w:rPr>
         <w:t>竹笛协奏曲</w:t>
       </w:r>
@@ -961,15 +961,15 @@
         <w:jc w:val="right"/>
         <w:rPr>
           <w:rFonts w:ascii="Noto Serif" w:eastAsia="Noto Serif SC" w:hAnsi="Noto Serif" w:cs="Noto Serif"/>
-          <w:sz w:val="40"/>
-          <w:szCs w:val="96"/>
-        </w:rPr>
-      </w:pPr>
-      <w:r>
-        <w:rPr>
-          <w:rFonts w:ascii="Noto Serif" w:eastAsia="Noto Serif SC" w:hAnsi="Noto Serif" w:cs="Noto Serif" w:hint="eastAsia"/>
-          <w:sz w:val="40"/>
-          <w:szCs w:val="96"/>
+          <w:sz w:val="44"/>
+          <w:szCs w:val="144"/>
+        </w:rPr>
+      </w:pPr>
+      <w:r>
+        <w:rPr>
+          <w:rFonts w:ascii="Noto Serif" w:eastAsia="Noto Serif SC" w:hAnsi="Noto Serif" w:cs="Noto Serif" w:hint="eastAsia"/>
+          <w:sz w:val="44"/>
+          <w:szCs w:val="144"/>
         </w:rPr>
         <w:t>王东旭</w:t>
       </w:r>
@@ -1141,22 +1141,86 @@
           <w:rFonts w:ascii="Noto Serif" w:eastAsia="Noto Serif SC" w:hAnsi="Noto Serif" w:cs="Noto Serif"/>
           <w:b/>
           <w:color w:val="000000" w:themeColor="text1"/>
-          <w:sz w:val="20"/>
-          <w:szCs w:val="24"/>
-          <w:lang w:val="en-US"/>
-        </w:rPr>
-      </w:pPr>
-      <w:r>
-        <w:rPr>
-          <w:rFonts w:ascii="Noto Serif" w:eastAsia="Noto Serif SC" w:hAnsi="Noto Serif" w:cs="Noto Serif" w:hint="eastAsia"/>
+          <w:szCs w:val="32"/>
+          <w:lang w:val="en-US"/>
+        </w:rPr>
+      </w:pPr>
+      <w:r>
+        <w:rPr>
+          <w:rFonts w:ascii="Noto Serif" w:eastAsia="Noto Serif SC" w:hAnsi="Noto Serif" w:cs="Noto Serif" w:hint="eastAsia"/>
+          <w:b/>
+          <w:color w:val="000000" w:themeColor="text1"/>
+          <w:szCs w:val="32"/>
+        </w:rPr>
+        <w:lastRenderedPageBreak/>
+        <w:t>山</w:t>
+      </w:r>
+      <w:r>
+        <w:rPr>
+          <w:rFonts w:ascii="Noto Serif" w:eastAsia="Noto Serif SC" w:hAnsi="Noto Serif" w:cs="Noto Serif" w:hint="eastAsia"/>
+          <w:b/>
+          <w:color w:val="000000" w:themeColor="text1"/>
+          <w:szCs w:val="32"/>
+        </w:rPr>
+        <w:t xml:space="preserve"> </w:t>
+      </w:r>
+      <w:r>
+        <w:rPr>
+          <w:rFonts w:ascii="Noto Serif" w:eastAsia="Noto Serif SC" w:hAnsi="Noto Serif" w:cs="Noto Serif" w:hint="eastAsia"/>
+          <w:b/>
+          <w:color w:val="000000" w:themeColor="text1"/>
+          <w:szCs w:val="32"/>
+        </w:rPr>
+        <w:t>谣</w:t>
+      </w:r>
+      <w:r>
+        <w:rPr>
+          <w:rFonts w:ascii="Noto Serif" w:eastAsia="Noto Serif SC" w:hAnsi="Noto Serif" w:cs="Noto Serif" w:hint="eastAsia"/>
+          <w:b/>
+          <w:color w:val="000000" w:themeColor="text1"/>
+          <w:szCs w:val="32"/>
+        </w:rPr>
+        <w:t xml:space="preserve"> </w:t>
+      </w:r>
+      <w:r>
+        <w:rPr>
+          <w:rFonts w:ascii="Noto Serif" w:eastAsia="Noto Serif SC" w:hAnsi="Noto Serif" w:cs="Noto Serif" w:hint="eastAsia"/>
+          <w:b/>
+          <w:color w:val="000000" w:themeColor="text1"/>
+          <w:szCs w:val="32"/>
+        </w:rPr>
+        <w:t>随</w:t>
+      </w:r>
+      <w:r>
+        <w:rPr>
+          <w:rFonts w:ascii="Noto Serif" w:eastAsia="Noto Serif SC" w:hAnsi="Noto Serif" w:cs="Noto Serif" w:hint="eastAsia"/>
+          <w:b/>
+          <w:color w:val="000000" w:themeColor="text1"/>
+          <w:szCs w:val="32"/>
+        </w:rPr>
+        <w:t xml:space="preserve"> </w:t>
+      </w:r>
+      <w:r>
+        <w:rPr>
+          <w:rFonts w:ascii="Noto Serif" w:eastAsia="Noto Serif SC" w:hAnsi="Noto Serif" w:cs="Noto Serif" w:hint="eastAsia"/>
+          <w:b/>
+          <w:color w:val="000000" w:themeColor="text1"/>
+          <w:szCs w:val="32"/>
+        </w:rPr>
+        <w:t>想</w:t>
+      </w:r>
+    </w:p>
+    <w:p>
+      <w:pPr>
+        <w:rPr>
+          <w:rFonts w:ascii="Noto Serif" w:eastAsia="Noto Serif SC" w:hAnsi="Noto Serif" w:cs="Noto Serif"/>
           <w:b/>
           <w:color w:val="000000" w:themeColor="text1"/>
           <w:sz w:val="20"/>
           <w:szCs w:val="24"/>
-        </w:rPr>
-        <w:lastRenderedPageBreak/>
-        <w:t>山</w:t>
-      </w:r>
+          <w:lang w:val="en-US"/>
+        </w:rPr>
+      </w:pPr>
       <w:r>
         <w:rPr>
           <w:rFonts w:ascii="Noto Serif" w:eastAsia="Noto Serif SC" w:hAnsi="Noto Serif" w:cs="Noto Serif" w:hint="eastAsia"/>
@@ -1165,90 +1229,135 @@
           <w:sz w:val="20"/>
           <w:szCs w:val="24"/>
         </w:rPr>
-        <w:t xml:space="preserve"> </w:t>
-      </w:r>
-      <w:r>
-        <w:rPr>
-          <w:rFonts w:ascii="Noto Serif" w:eastAsia="Noto Serif SC" w:hAnsi="Noto Serif" w:cs="Noto Serif" w:hint="eastAsia"/>
-          <w:b/>
+        <w:t>The Capriccio of the Mountain Folk Song</w:t>
+      </w:r>
+    </w:p>
+    <w:p>
+      <w:pPr>
+        <w:rPr>
+          <w:rFonts w:ascii="Noto Serif" w:eastAsia="Noto Serif SC" w:hAnsi="Noto Serif" w:cs="Noto Serif"/>
           <w:color w:val="000000" w:themeColor="text1"/>
           <w:sz w:val="20"/>
           <w:szCs w:val="24"/>
         </w:rPr>
-        <w:t>谣</w:t>
-      </w:r>
-      <w:r>
-        <w:rPr>
-          <w:rFonts w:ascii="Noto Serif" w:eastAsia="Noto Serif SC" w:hAnsi="Noto Serif" w:cs="Noto Serif" w:hint="eastAsia"/>
-          <w:b/>
+      </w:pPr>
+    </w:p>
+    <w:p>
+      <w:pPr>
+        <w:rPr>
+          <w:rFonts w:ascii="Noto Serif" w:eastAsia="Noto Serif SC" w:hAnsi="Noto Serif" w:cs="Noto Serif"/>
           <w:color w:val="000000" w:themeColor="text1"/>
           <w:sz w:val="20"/>
           <w:szCs w:val="24"/>
         </w:rPr>
-        <w:t xml:space="preserve"> </w:t>
-      </w:r>
-      <w:r>
-        <w:rPr>
-          <w:rFonts w:ascii="Noto Serif" w:eastAsia="Noto Serif SC" w:hAnsi="Noto Serif" w:cs="Noto Serif" w:hint="eastAsia"/>
-          <w:b/>
+      </w:pPr>
+      <w:r>
+        <w:rPr>
+          <w:rFonts w:ascii="Noto Serif" w:eastAsia="Noto Serif SC" w:hAnsi="Noto Serif" w:cs="Noto Serif"/>
           <w:color w:val="000000" w:themeColor="text1"/>
           <w:sz w:val="20"/>
           <w:szCs w:val="24"/>
         </w:rPr>
-        <w:t>随</w:t>
-      </w:r>
-      <w:r>
-        <w:rPr>
-          <w:rFonts w:ascii="Noto Serif" w:eastAsia="Noto Serif SC" w:hAnsi="Noto Serif" w:cs="Noto Serif" w:hint="eastAsia"/>
-          <w:b/>
+        <w:t xml:space="preserve">Copyright © Singapore Chinese Orchestra Ltd. All rights reserved. </w:t>
+      </w:r>
+    </w:p>
+    <w:p>
+      <w:pPr>
+        <w:rPr>
+          <w:rFonts w:ascii="Noto Serif" w:eastAsia="Noto Serif SC" w:hAnsi="Noto Serif" w:cs="Noto Serif"/>
           <w:color w:val="000000" w:themeColor="text1"/>
           <w:sz w:val="20"/>
           <w:szCs w:val="24"/>
         </w:rPr>
-        <w:t xml:space="preserve"> </w:t>
-      </w:r>
-      <w:r>
-        <w:rPr>
-          <w:rFonts w:ascii="Noto Serif" w:eastAsia="Noto Serif SC" w:hAnsi="Noto Serif" w:cs="Noto Serif" w:hint="eastAsia"/>
-          <w:b/>
+      </w:pPr>
+    </w:p>
+    <w:p>
+      <w:pPr>
+        <w:rPr>
+          <w:rFonts w:ascii="Noto Serif" w:eastAsia="Noto Serif SC" w:hAnsi="Noto Serif" w:cs="Noto Serif"/>
+          <w:color w:val="000000" w:themeColor="text1"/>
+          <w:szCs w:val="32"/>
+          <w:lang w:val="en-US"/>
+        </w:rPr>
+      </w:pPr>
+      <w:r>
+        <w:rPr>
+          <w:rFonts w:ascii="Noto Serif" w:eastAsia="Noto Serif SC" w:hAnsi="Noto Serif" w:cs="Noto Serif"/>
+          <w:color w:val="000000" w:themeColor="text1"/>
+          <w:szCs w:val="32"/>
+        </w:rPr>
+        <w:t>版权所有</w:t>
+      </w:r>
+      <w:r>
+        <w:rPr>
+          <w:rFonts w:ascii="Noto Serif" w:eastAsia="Noto Serif SC" w:hAnsi="Noto Serif" w:cs="Noto Serif"/>
+          <w:color w:val="000000" w:themeColor="text1"/>
+          <w:szCs w:val="32"/>
+        </w:rPr>
+        <w:t xml:space="preserve">, </w:t>
+      </w:r>
+      <w:r>
+        <w:rPr>
+          <w:rFonts w:ascii="Noto Serif" w:eastAsia="Noto Serif SC" w:hAnsi="Noto Serif" w:cs="Noto Serif"/>
+          <w:color w:val="000000" w:themeColor="text1"/>
+          <w:szCs w:val="32"/>
+        </w:rPr>
+        <w:t>未经许可</w:t>
+      </w:r>
+      <w:r>
+        <w:rPr>
+          <w:rFonts w:ascii="Noto Serif" w:eastAsia="Noto Serif SC" w:hAnsi="Noto Serif" w:cs="Noto Serif"/>
+          <w:color w:val="000000" w:themeColor="text1"/>
+          <w:szCs w:val="32"/>
+        </w:rPr>
+        <w:t xml:space="preserve">, </w:t>
+      </w:r>
+      <w:r>
+        <w:rPr>
+          <w:rFonts w:ascii="Noto Serif" w:eastAsia="Noto Serif SC" w:hAnsi="Noto Serif" w:cs="Noto Serif"/>
+          <w:color w:val="000000" w:themeColor="text1"/>
+          <w:szCs w:val="32"/>
+        </w:rPr>
+        <w:t>不得以任何形式印刷、复制、扫描或发行。</w:t>
+      </w:r>
+    </w:p>
+    <w:p>
+      <w:pPr>
+        <w:rPr>
+          <w:rFonts w:ascii="Noto Serif" w:eastAsia="Noto Serif SC" w:hAnsi="Noto Serif" w:cs="Noto Serif"/>
           <w:color w:val="000000" w:themeColor="text1"/>
           <w:sz w:val="20"/>
           <w:szCs w:val="24"/>
         </w:rPr>
-        <w:t>想</w:t>
-      </w:r>
-    </w:p>
-    <w:p>
-      <w:pPr>
-        <w:rPr>
-          <w:rFonts w:ascii="Noto Serif" w:eastAsia="Noto Serif SC" w:hAnsi="Noto Serif" w:cs="Noto Serif"/>
-          <w:b/>
+      </w:pPr>
+      <w:r>
+        <w:rPr>
+          <w:rFonts w:ascii="Noto Serif" w:eastAsia="Noto Serif SC" w:hAnsi="Noto Serif" w:cs="Noto Serif"/>
           <w:color w:val="000000" w:themeColor="text1"/>
           <w:sz w:val="20"/>
           <w:szCs w:val="24"/>
-          <w:lang w:val="en-US"/>
-        </w:rPr>
-      </w:pPr>
-      <w:r>
-        <w:rPr>
-          <w:rFonts w:ascii="Noto Serif" w:eastAsia="Noto Serif SC" w:hAnsi="Noto Serif" w:cs="Noto Serif" w:hint="eastAsia"/>
-          <w:b/>
+        </w:rPr>
+        <w:t xml:space="preserve">Unauthorised printing, reproduction, scanning or distribution is strictly prohibited </w:t>
+      </w:r>
+    </w:p>
+    <w:p>
+      <w:pPr>
+        <w:rPr>
+          <w:rFonts w:ascii="Noto Serif" w:eastAsia="Noto Serif SC" w:hAnsi="Noto Serif" w:cs="Noto Serif"/>
           <w:color w:val="000000" w:themeColor="text1"/>
           <w:sz w:val="20"/>
           <w:szCs w:val="24"/>
         </w:rPr>
-        <w:t>The Capriccio of the Mountain Folk Song</w:t>
-      </w:r>
-    </w:p>
-    <w:p>
-      <w:pPr>
+      </w:pPr>
+      <w:r>
         <w:rPr>
           <w:rFonts w:ascii="Noto Serif" w:eastAsia="Noto Serif SC" w:hAnsi="Noto Serif" w:cs="Noto Serif"/>
           <w:color w:val="000000" w:themeColor="text1"/>
           <w:sz w:val="20"/>
           <w:szCs w:val="24"/>
         </w:rPr>
-      </w:pPr>
+        <w:t>without the express permission of the copyright holder.</w:t>
+      </w:r>
     </w:p>
     <w:p>
       <w:pPr>
@@ -1259,25 +1368,25 @@
           <w:szCs w:val="24"/>
         </w:rPr>
       </w:pPr>
-      <w:r>
+    </w:p>
+    <w:p>
+      <w:pPr>
         <w:rPr>
           <w:rFonts w:ascii="Noto Serif" w:eastAsia="Noto Serif SC" w:hAnsi="Noto Serif" w:cs="Noto Serif"/>
           <w:color w:val="000000" w:themeColor="text1"/>
           <w:sz w:val="20"/>
           <w:szCs w:val="24"/>
         </w:rPr>
-        <w:t xml:space="preserve">Copyright © Singapore Chinese Orchestra Ltd. All rights reserved. </w:t>
-      </w:r>
-    </w:p>
-    <w:p>
-      <w:pPr>
+      </w:pPr>
+      <w:r>
         <w:rPr>
           <w:rFonts w:ascii="Noto Serif" w:eastAsia="Noto Serif SC" w:hAnsi="Noto Serif" w:cs="Noto Serif"/>
           <w:color w:val="000000" w:themeColor="text1"/>
           <w:sz w:val="20"/>
           <w:szCs w:val="24"/>
         </w:rPr>
-      </w:pPr>
+        <w:t>Printed in Singapore.</w:t>
+      </w:r>
     </w:p>
     <w:p>
       <w:pPr>
@@ -1286,18 +1395,18 @@
           <w:color w:val="000000" w:themeColor="text1"/>
           <w:sz w:val="20"/>
           <w:szCs w:val="24"/>
-          <w:lang w:val="en-US"/>
-        </w:rPr>
-      </w:pPr>
-      <w:r>
+        </w:rPr>
+      </w:pPr>
+    </w:p>
+    <w:p>
+      <w:pPr>
         <w:rPr>
           <w:rFonts w:ascii="Noto Serif" w:eastAsia="Noto Serif SC" w:hAnsi="Noto Serif" w:cs="Noto Serif"/>
           <w:color w:val="000000" w:themeColor="text1"/>
           <w:sz w:val="20"/>
           <w:szCs w:val="24"/>
         </w:rPr>
-        <w:t>版权所有</w:t>
-      </w:r>
+      </w:pPr>
       <w:r>
         <w:rPr>
           <w:rFonts w:ascii="Noto Serif" w:eastAsia="Noto Serif SC" w:hAnsi="Noto Serif" w:cs="Noto Serif"/>
@@ -1305,17 +1414,18 @@
           <w:sz w:val="20"/>
           <w:szCs w:val="24"/>
         </w:rPr>
-        <w:t xml:space="preserve">, </w:t>
-      </w:r>
-      <w:r>
+        <w:t>Singapore Chinese Orchestra Ltd.</w:t>
+      </w:r>
+    </w:p>
+    <w:p>
+      <w:pPr>
         <w:rPr>
           <w:rFonts w:ascii="Noto Serif" w:eastAsia="Noto Serif SC" w:hAnsi="Noto Serif" w:cs="Noto Serif"/>
           <w:color w:val="000000" w:themeColor="text1"/>
           <w:sz w:val="20"/>
           <w:szCs w:val="24"/>
         </w:rPr>
-        <w:t>未经许可</w:t>
-      </w:r>
+      </w:pPr>
       <w:r>
         <w:rPr>
           <w:rFonts w:ascii="Noto Serif" w:eastAsia="Noto Serif SC" w:hAnsi="Noto Serif" w:cs="Noto Serif"/>
@@ -1323,178 +1433,46 @@
           <w:sz w:val="20"/>
           <w:szCs w:val="24"/>
         </w:rPr>
-        <w:t xml:space="preserve">, </w:t>
-      </w:r>
-      <w:r>
+        <w:t xml:space="preserve">Singapore Conference Hall, </w:t>
+      </w:r>
+    </w:p>
+    <w:p>
+      <w:pPr>
         <w:rPr>
           <w:rFonts w:ascii="Noto Serif" w:eastAsia="Noto Serif SC" w:hAnsi="Noto Serif" w:cs="Noto Serif"/>
           <w:color w:val="000000" w:themeColor="text1"/>
           <w:sz w:val="20"/>
           <w:szCs w:val="24"/>
         </w:rPr>
-        <w:t>不得以任何形式印刷、复制、扫描或发行。</w:t>
-      </w:r>
-    </w:p>
-    <w:p>
-      <w:pPr>
+      </w:pPr>
+      <w:r>
         <w:rPr>
           <w:rFonts w:ascii="Noto Serif" w:eastAsia="Noto Serif SC" w:hAnsi="Noto Serif" w:cs="Noto Serif"/>
           <w:color w:val="000000" w:themeColor="text1"/>
           <w:sz w:val="20"/>
           <w:szCs w:val="24"/>
         </w:rPr>
-      </w:pPr>
-      <w:r>
+        <w:t xml:space="preserve">7 Shenton Way, </w:t>
+      </w:r>
+    </w:p>
+    <w:p>
+      <w:pPr>
         <w:rPr>
           <w:rFonts w:ascii="Noto Serif" w:eastAsia="Noto Serif SC" w:hAnsi="Noto Serif" w:cs="Noto Serif"/>
           <w:color w:val="000000" w:themeColor="text1"/>
           <w:sz w:val="20"/>
           <w:szCs w:val="24"/>
         </w:rPr>
-        <w:t xml:space="preserve">Unauthorised printing, reproduction, scanning or distribution is strictly prohibited </w:t>
-      </w:r>
-    </w:p>
-    <w:p>
-      <w:pPr>
+      </w:pPr>
+      <w:r>
         <w:rPr>
           <w:rFonts w:ascii="Noto Serif" w:eastAsia="Noto Serif SC" w:hAnsi="Noto Serif" w:cs="Noto Serif"/>
           <w:color w:val="000000" w:themeColor="text1"/>
           <w:sz w:val="20"/>
           <w:szCs w:val="24"/>
         </w:rPr>
-      </w:pPr>
-      <w:r>
-        <w:rPr>
-          <w:rFonts w:ascii="Noto Serif" w:eastAsia="Noto Serif SC" w:hAnsi="Noto Serif" w:cs="Noto Serif"/>
-          <w:color w:val="000000" w:themeColor="text1"/>
-          <w:sz w:val="20"/>
-          <w:szCs w:val="24"/>
-        </w:rPr>
-        <w:t>without the express permission of the copyright holder.</w:t>
-      </w:r>
-    </w:p>
-    <w:p>
-      <w:pPr>
-        <w:rPr>
-          <w:rFonts w:ascii="Noto Serif" w:eastAsia="Noto Serif SC" w:hAnsi="Noto Serif" w:cs="Noto Serif"/>
-          <w:color w:val="000000" w:themeColor="text1"/>
-          <w:sz w:val="20"/>
-          <w:szCs w:val="24"/>
-        </w:rPr>
-      </w:pPr>
-    </w:p>
-    <w:p>
-      <w:pPr>
-        <w:rPr>
-          <w:rFonts w:ascii="Noto Serif" w:eastAsia="Noto Serif SC" w:hAnsi="Noto Serif" w:cs="Noto Serif"/>
-          <w:color w:val="000000" w:themeColor="text1"/>
-          <w:sz w:val="20"/>
-          <w:szCs w:val="24"/>
-        </w:rPr>
-      </w:pPr>
-      <w:r>
-        <w:rPr>
-          <w:rFonts w:ascii="Noto Serif" w:eastAsia="Noto Serif SC" w:hAnsi="Noto Serif" w:cs="Noto Serif"/>
-          <w:color w:val="000000" w:themeColor="text1"/>
-          <w:sz w:val="20"/>
-          <w:szCs w:val="24"/>
-        </w:rPr>
-        <w:t>Printed in Singapore.</w:t>
-      </w:r>
-    </w:p>
-    <w:p>
-      <w:pPr>
-        <w:rPr>
-          <w:rFonts w:ascii="Noto Serif" w:eastAsia="Noto Serif SC" w:hAnsi="Noto Serif" w:cs="Noto Serif"/>
-          <w:color w:val="000000" w:themeColor="text1"/>
-          <w:sz w:val="20"/>
-          <w:szCs w:val="24"/>
-        </w:rPr>
-      </w:pPr>
-    </w:p>
-    <w:p>
-      <w:pPr>
-        <w:rPr>
-          <w:rFonts w:ascii="Noto Serif" w:eastAsia="Noto Serif SC" w:hAnsi="Noto Serif" w:cs="Noto Serif"/>
-          <w:color w:val="000000" w:themeColor="text1"/>
-          <w:sz w:val="20"/>
-          <w:szCs w:val="24"/>
-        </w:rPr>
-      </w:pPr>
-      <w:r>
-        <w:rPr>
-          <w:rFonts w:ascii="Noto Serif" w:eastAsia="Noto Serif SC" w:hAnsi="Noto Serif" w:cs="Noto Serif"/>
-          <w:color w:val="000000" w:themeColor="text1"/>
-          <w:sz w:val="20"/>
-          <w:szCs w:val="24"/>
-        </w:rPr>
-        <w:t>Singapore Chinese Orchestra Ltd.</w:t>
-      </w:r>
-    </w:p>
-    <w:p>
-      <w:pPr>
-        <w:rPr>
-          <w:rFonts w:ascii="Noto Serif" w:eastAsia="Noto Serif SC" w:hAnsi="Noto Serif" w:cs="Noto Serif"/>
-          <w:color w:val="000000" w:themeColor="text1"/>
-          <w:sz w:val="20"/>
-          <w:szCs w:val="24"/>
-        </w:rPr>
-      </w:pPr>
-      <w:r>
-        <w:rPr>
-          <w:rFonts w:ascii="Noto Serif" w:eastAsia="Noto Serif SC" w:hAnsi="Noto Serif" w:cs="Noto Serif"/>
-          <w:color w:val="000000" w:themeColor="text1"/>
-          <w:sz w:val="20"/>
-          <w:szCs w:val="24"/>
-        </w:rPr>
-        <w:t xml:space="preserve">Singapore Conference Hall, </w:t>
-      </w:r>
-    </w:p>
-    <w:p>
-      <w:pPr>
-        <w:rPr>
-          <w:rFonts w:ascii="Noto Serif" w:eastAsia="Noto Serif SC" w:hAnsi="Noto Serif" w:cs="Noto Serif"/>
-          <w:color w:val="000000" w:themeColor="text1"/>
-          <w:sz w:val="20"/>
-          <w:szCs w:val="24"/>
-        </w:rPr>
-      </w:pPr>
-      <w:r>
-        <w:rPr>
-          <w:rFonts w:ascii="Noto Serif" w:eastAsia="Noto Serif SC" w:hAnsi="Noto Serif" w:cs="Noto Serif"/>
-          <w:color w:val="000000" w:themeColor="text1"/>
-          <w:sz w:val="20"/>
-          <w:szCs w:val="24"/>
-        </w:rPr>
-        <w:t xml:space="preserve">7 Shenton Way, </w:t>
-      </w:r>
-    </w:p>
-    <w:p>
-      <w:pPr>
-        <w:rPr>
-          <w:rFonts w:ascii="Noto Serif" w:eastAsia="Noto Serif SC" w:hAnsi="Noto Serif" w:cs="Noto Serif"/>
-          <w:color w:val="000000" w:themeColor="text1"/>
-          <w:sz w:val="20"/>
-          <w:szCs w:val="24"/>
-        </w:rPr>
-      </w:pPr>
-      <w:r>
-        <w:rPr>
-          <w:rFonts w:ascii="Noto Serif" w:eastAsia="Noto Serif SC" w:hAnsi="Noto Serif" w:cs="Noto Serif"/>
-          <w:color w:val="000000" w:themeColor="text1"/>
-          <w:sz w:val="20"/>
-          <w:szCs w:val="24"/>
-        </w:rPr>
         <w:t>Singapore 068810</w:t>
       </w:r>
-    </w:p>
-    <w:p>
-      <w:pPr>
-        <w:rPr>
-          <w:rFonts w:ascii="Noto Serif" w:eastAsia="Noto Serif SC" w:hAnsi="Noto Serif" w:cs="Noto Serif"/>
-          <w:sz w:val="18"/>
-        </w:rPr>
-      </w:pPr>
     </w:p>
     <w:p>
       <w:pPr>
@@ -1559,49 +1537,21 @@
       </w:pPr>
       <w:r>
         <w:rPr>
-          <w:rFonts w:ascii="Noto Serif" w:eastAsia="Microsoft JhengHei" w:hAnsi="Noto Serif" w:cs="Noto Serif"/>
-          <w:b/>
-          <w:sz w:val="44"/>
-          <w:szCs w:val="44"/>
+          <w:rFonts w:ascii="Noto Serif" w:eastAsia="Noto Serif SC" w:hAnsi="Noto Serif" w:cs="Noto Serif" w:hint="eastAsia"/>
+          <w:noProof/>
+          <w:sz w:val="24"/>
+          <w:szCs w:val="24"/>
+          <w:lang w:val="zh-CN"/>
         </w:rPr>
         <w:lastRenderedPageBreak/>
-        <w:t>传</w:t>
-      </w:r>
-      <w:r>
-        <w:rPr>
-          <w:rFonts w:ascii="Noto Serif" w:eastAsia="Noto Serif SC" w:hAnsi="Noto Serif" w:cs="Noto Serif"/>
-          <w:b/>
-          <w:sz w:val="44"/>
-          <w:szCs w:val="44"/>
-        </w:rPr>
-        <w:t>Biography</w:t>
-      </w:r>
-    </w:p>
-    <w:p>
-      <w:pPr>
-        <w:rPr>
-          <w:rFonts w:ascii="Noto Serif" w:eastAsia="Noto Serif SC" w:hAnsi="Noto Serif" w:cs="Noto Serif"/>
-          <w:sz w:val="24"/>
-          <w:szCs w:val="24"/>
-          <w:lang w:val="en-US"/>
-        </w:rPr>
-      </w:pPr>
-      <w:r>
-        <w:rPr>
-          <w:rFonts w:ascii="Noto Serif" w:eastAsia="Noto Serif SC" w:hAnsi="Noto Serif" w:cs="Noto Serif" w:hint="eastAsia"/>
-          <w:noProof/>
-          <w:sz w:val="24"/>
-          <w:szCs w:val="24"/>
-          <w:lang w:val="zh-CN"/>
-        </w:rPr>
         <w:drawing>
-          <wp:anchor distT="0" distB="0" distL="114300" distR="114300" simplePos="0" relativeHeight="251658240" behindDoc="0" locked="0" layoutInCell="1" allowOverlap="1" wp14:anchorId="0A2F17FF" wp14:editId="324DB068">
+          <wp:anchor distT="0" distB="0" distL="114300" distR="114300" simplePos="0" relativeHeight="251658240" behindDoc="0" locked="0" layoutInCell="1" allowOverlap="1" wp14:anchorId="0A2F17FF" wp14:editId="6B950FA1">
             <wp:simplePos x="0" y="0"/>
             <wp:positionH relativeFrom="column">
-              <wp:posOffset>6051401</wp:posOffset>
+              <wp:posOffset>6050915</wp:posOffset>
             </wp:positionH>
             <wp:positionV relativeFrom="paragraph">
-              <wp:posOffset>13970</wp:posOffset>
+              <wp:posOffset>903605</wp:posOffset>
             </wp:positionV>
             <wp:extent cx="2389505" cy="3583940"/>
             <wp:effectExtent l="0" t="0" r="0" b="0"/>
@@ -1652,6 +1602,34 @@
       </w:r>
       <w:r>
         <w:rPr>
+          <w:rFonts w:ascii="Noto Serif" w:eastAsia="Microsoft JhengHei" w:hAnsi="Noto Serif" w:cs="Noto Serif"/>
+          <w:b/>
+          <w:sz w:val="44"/>
+          <w:szCs w:val="44"/>
+        </w:rPr>
+        <w:t>传</w:t>
+      </w:r>
+      <w:r>
+        <w:rPr>
+          <w:rFonts w:ascii="Noto Serif" w:eastAsia="Noto Serif SC" w:hAnsi="Noto Serif" w:cs="Noto Serif"/>
+          <w:b/>
+          <w:sz w:val="44"/>
+          <w:szCs w:val="44"/>
+        </w:rPr>
+        <w:t>Biography</w:t>
+      </w:r>
+    </w:p>
+    <w:p>
+      <w:pPr>
+        <w:rPr>
+          <w:rFonts w:ascii="Noto Serif" w:eastAsia="Noto Serif SC" w:hAnsi="Noto Serif" w:cs="Noto Serif"/>
+          <w:sz w:val="24"/>
+          <w:szCs w:val="24"/>
+          <w:lang w:val="en-US"/>
+        </w:rPr>
+      </w:pPr>
+      <w:r>
+        <w:rPr>
           <w:rFonts w:ascii="Noto Serif" w:eastAsia="Noto Serif SC" w:hAnsi="Noto Serif" w:cs="Noto Serif" w:hint="eastAsia"/>
           <w:sz w:val="24"/>
           <w:szCs w:val="24"/>
@@ -5418,7 +5396,6 @@
           <w:rFonts w:ascii="Noto Serif" w:eastAsia="Noto Serif SC" w:hAnsi="Noto Serif" w:cs="Noto Serif"/>
           <w:sz w:val="24"/>
           <w:szCs w:val="24"/>
-          <w:lang w:val="en-US"/>
         </w:rPr>
       </w:pPr>
       <w:r>

--- a/Front Matter/Template/6_Front-Matter_Template-v4.docx
+++ b/Front Matter/Template/6_Front-Matter_Template-v4.docx
@@ -41,7 +41,7 @@
       <w:pPr>
         <w:jc w:val="right"/>
         <w:rPr>
-          <w:rFonts w:ascii="Noto Serif" w:eastAsia="Noto Serif SC" w:hAnsi="Noto Serif" w:cs="Noto Serif"/>
+          <w:rFonts w:ascii="Noto Serif SC" w:eastAsia="Noto Serif SC" w:hAnsi="Noto Serif SC" w:cs="Noto Serif"/>
           <w:b/>
           <w:sz w:val="60"/>
           <w:szCs w:val="60"/>
@@ -50,66 +50,12 @@
       </w:pPr>
       <w:r>
         <w:rPr>
-          <w:rFonts w:ascii="Noto Serif" w:eastAsia="Noto Serif SC" w:hAnsi="Noto Serif" w:cs="Noto Serif" w:hint="eastAsia"/>
+          <w:rFonts w:ascii="Noto Serif SC" w:eastAsia="Noto Serif SC" w:hAnsi="Noto Serif SC" w:cs="Noto Serif" w:hint="eastAsia"/>
           <w:b/>
           <w:sz w:val="60"/>
           <w:szCs w:val="60"/>
         </w:rPr>
-        <w:t>山</w:t>
-      </w:r>
-      <w:r>
-        <w:rPr>
-          <w:rFonts w:ascii="Noto Serif" w:eastAsia="Noto Serif SC" w:hAnsi="Noto Serif" w:cs="Noto Serif" w:hint="eastAsia"/>
-          <w:b/>
-          <w:sz w:val="60"/>
-          <w:szCs w:val="60"/>
-        </w:rPr>
-        <w:t xml:space="preserve"> </w:t>
-      </w:r>
-      <w:r>
-        <w:rPr>
-          <w:rFonts w:ascii="Noto Serif" w:eastAsia="Noto Serif SC" w:hAnsi="Noto Serif" w:cs="Noto Serif" w:hint="eastAsia"/>
-          <w:b/>
-          <w:sz w:val="60"/>
-          <w:szCs w:val="60"/>
-        </w:rPr>
-        <w:t>谣</w:t>
-      </w:r>
-      <w:r>
-        <w:rPr>
-          <w:rFonts w:ascii="Noto Serif" w:eastAsia="Noto Serif SC" w:hAnsi="Noto Serif" w:cs="Noto Serif" w:hint="eastAsia"/>
-          <w:b/>
-          <w:sz w:val="60"/>
-          <w:szCs w:val="60"/>
-        </w:rPr>
-        <w:t xml:space="preserve"> </w:t>
-      </w:r>
-      <w:r>
-        <w:rPr>
-          <w:rFonts w:ascii="Noto Serif" w:eastAsia="Noto Serif SC" w:hAnsi="Noto Serif" w:cs="Noto Serif" w:hint="eastAsia"/>
-          <w:b/>
-          <w:sz w:val="60"/>
-          <w:szCs w:val="60"/>
-        </w:rPr>
-        <w:t>随</w:t>
-      </w:r>
-      <w:r>
-        <w:rPr>
-          <w:rFonts w:ascii="Noto Serif" w:eastAsia="Noto Serif SC" w:hAnsi="Noto Serif" w:cs="Noto Serif" w:hint="eastAsia"/>
-          <w:b/>
-          <w:sz w:val="60"/>
-          <w:szCs w:val="60"/>
-        </w:rPr>
-        <w:t xml:space="preserve"> </w:t>
-      </w:r>
-      <w:r>
-        <w:rPr>
-          <w:rFonts w:ascii="Noto Serif" w:eastAsia="Noto Serif SC" w:hAnsi="Noto Serif" w:cs="Noto Serif" w:hint="eastAsia"/>
-          <w:b/>
-          <w:sz w:val="60"/>
-          <w:szCs w:val="60"/>
-        </w:rPr>
-        <w:t>想</w:t>
+        <w:t>山 谣 随 想</w:t>
       </w:r>
     </w:p>
     <w:p>
@@ -770,7 +716,7 @@
       <w:pPr>
         <w:jc w:val="right"/>
         <w:rPr>
-          <w:rFonts w:ascii="Noto Serif" w:eastAsia="Noto Serif SC" w:hAnsi="Noto Serif" w:cs="Noto Serif"/>
+          <w:rFonts w:ascii="Noto Serif SC" w:eastAsia="Noto Serif SC" w:hAnsi="Noto Serif SC" w:cs="Noto Serif"/>
           <w:b/>
           <w:sz w:val="60"/>
           <w:szCs w:val="60"/>
@@ -779,66 +725,12 @@
       </w:pPr>
       <w:r>
         <w:rPr>
-          <w:rFonts w:ascii="Noto Serif" w:eastAsia="Noto Serif SC" w:hAnsi="Noto Serif" w:cs="Noto Serif" w:hint="eastAsia"/>
+          <w:rFonts w:ascii="Noto Serif SC" w:eastAsia="Noto Serif SC" w:hAnsi="Noto Serif SC" w:cs="Noto Serif" w:hint="eastAsia"/>
           <w:b/>
           <w:sz w:val="60"/>
           <w:szCs w:val="60"/>
         </w:rPr>
-        <w:t>山</w:t>
-      </w:r>
-      <w:r>
-        <w:rPr>
-          <w:rFonts w:ascii="Noto Serif" w:eastAsia="Noto Serif SC" w:hAnsi="Noto Serif" w:cs="Noto Serif" w:hint="eastAsia"/>
-          <w:b/>
-          <w:sz w:val="60"/>
-          <w:szCs w:val="60"/>
-        </w:rPr>
-        <w:t xml:space="preserve"> </w:t>
-      </w:r>
-      <w:r>
-        <w:rPr>
-          <w:rFonts w:ascii="Noto Serif" w:eastAsia="Noto Serif SC" w:hAnsi="Noto Serif" w:cs="Noto Serif" w:hint="eastAsia"/>
-          <w:b/>
-          <w:sz w:val="60"/>
-          <w:szCs w:val="60"/>
-        </w:rPr>
-        <w:t>谣</w:t>
-      </w:r>
-      <w:r>
-        <w:rPr>
-          <w:rFonts w:ascii="Noto Serif" w:eastAsia="Noto Serif SC" w:hAnsi="Noto Serif" w:cs="Noto Serif" w:hint="eastAsia"/>
-          <w:b/>
-          <w:sz w:val="60"/>
-          <w:szCs w:val="60"/>
-        </w:rPr>
-        <w:t xml:space="preserve"> </w:t>
-      </w:r>
-      <w:r>
-        <w:rPr>
-          <w:rFonts w:ascii="Noto Serif" w:eastAsia="Noto Serif SC" w:hAnsi="Noto Serif" w:cs="Noto Serif" w:hint="eastAsia"/>
-          <w:b/>
-          <w:sz w:val="60"/>
-          <w:szCs w:val="60"/>
-        </w:rPr>
-        <w:t>随</w:t>
-      </w:r>
-      <w:r>
-        <w:rPr>
-          <w:rFonts w:ascii="Noto Serif" w:eastAsia="Noto Serif SC" w:hAnsi="Noto Serif" w:cs="Noto Serif" w:hint="eastAsia"/>
-          <w:b/>
-          <w:sz w:val="60"/>
-          <w:szCs w:val="60"/>
-        </w:rPr>
-        <w:t xml:space="preserve"> </w:t>
-      </w:r>
-      <w:r>
-        <w:rPr>
-          <w:rFonts w:ascii="Noto Serif" w:eastAsia="Noto Serif SC" w:hAnsi="Noto Serif" w:cs="Noto Serif" w:hint="eastAsia"/>
-          <w:b/>
-          <w:sz w:val="60"/>
-          <w:szCs w:val="60"/>
-        </w:rPr>
-        <w:t>想</w:t>
+        <w:t>山 谣 随 想</w:t>
       </w:r>
     </w:p>
     <w:p>
@@ -4626,7 +4518,47 @@
           <w:szCs w:val="24"/>
           <w:lang w:val="en-US"/>
         </w:rPr>
-        <w:t>(</w:t>
+        <w:t>(Diyin Sheng)</w:t>
+      </w:r>
+    </w:p>
+    <w:p>
+      <w:pPr>
+        <w:jc w:val="right"/>
+        <w:rPr>
+          <w:rFonts w:ascii="Noto Serif" w:eastAsia="Noto Serif SC" w:hAnsi="Noto Serif" w:cs="Noto Serif"/>
+          <w:sz w:val="24"/>
+          <w:szCs w:val="24"/>
+          <w:lang w:val="en-US"/>
+        </w:rPr>
+      </w:pPr>
+    </w:p>
+    <w:p>
+      <w:pPr>
+        <w:jc w:val="right"/>
+        <w:rPr>
+          <w:rFonts w:ascii="Noto Serif" w:eastAsia="Noto Serif SC" w:hAnsi="Noto Serif" w:cs="Noto Serif"/>
+          <w:sz w:val="24"/>
+          <w:szCs w:val="24"/>
+          <w:lang w:val="en-US"/>
+        </w:rPr>
+      </w:pPr>
+      <w:r>
+        <w:rPr>
+          <w:rFonts w:ascii="Noto Serif" w:eastAsia="Noto Serif SC" w:hAnsi="Noto Serif" w:cs="Noto Serif"/>
+          <w:sz w:val="24"/>
+          <w:szCs w:val="24"/>
+          <w:lang w:val="en-US"/>
+        </w:rPr>
+        <w:t>高音唢呐</w:t>
+      </w:r>
+      <w:r>
+        <w:rPr>
+          <w:rFonts w:ascii="Noto Serif" w:eastAsia="Noto Serif SC" w:hAnsi="Noto Serif" w:cs="Noto Serif"/>
+          <w:sz w:val="24"/>
+          <w:szCs w:val="24"/>
+          <w:lang w:val="en-US"/>
+        </w:rPr>
+        <w:t xml:space="preserve"> I, II (</w:t>
       </w:r>
       <w:proofErr w:type="spellStart"/>
       <w:r>
@@ -4636,7 +4568,7 @@
           <w:szCs w:val="24"/>
           <w:lang w:val="en-US"/>
         </w:rPr>
-        <w:t>Diyin</w:t>
+        <w:t>Gaoyin</w:t>
       </w:r>
       <w:proofErr w:type="spellEnd"/>
       <w:r>
@@ -4646,7 +4578,27 @@
           <w:szCs w:val="24"/>
           <w:lang w:val="en-US"/>
         </w:rPr>
-        <w:t xml:space="preserve"> Sheng)</w:t>
+        <w:t xml:space="preserve"> </w:t>
+      </w:r>
+      <w:proofErr w:type="spellStart"/>
+      <w:r>
+        <w:rPr>
+          <w:rFonts w:ascii="Noto Serif" w:eastAsia="Noto Serif SC" w:hAnsi="Noto Serif" w:cs="Noto Serif"/>
+          <w:sz w:val="24"/>
+          <w:szCs w:val="24"/>
+          <w:lang w:val="en-US"/>
+        </w:rPr>
+        <w:t>Suona</w:t>
+      </w:r>
+      <w:proofErr w:type="spellEnd"/>
+      <w:r>
+        <w:rPr>
+          <w:rFonts w:ascii="Noto Serif" w:eastAsia="Noto Serif SC" w:hAnsi="Noto Serif" w:cs="Noto Serif"/>
+          <w:sz w:val="24"/>
+          <w:szCs w:val="24"/>
+          <w:lang w:val="en-US"/>
+        </w:rPr>
+        <w:t xml:space="preserve"> I, II)</w:t>
       </w:r>
     </w:p>
     <w:p>
@@ -4659,6 +4611,64 @@
           <w:lang w:val="en-US"/>
         </w:rPr>
       </w:pPr>
+      <w:r>
+        <w:rPr>
+          <w:rFonts w:ascii="Noto Serif" w:eastAsia="Noto Serif SC" w:hAnsi="Noto Serif" w:cs="Noto Serif"/>
+          <w:sz w:val="24"/>
+          <w:szCs w:val="24"/>
+          <w:lang w:val="en-US"/>
+        </w:rPr>
+        <w:t>中音唢呐</w:t>
+      </w:r>
+      <w:r>
+        <w:rPr>
+          <w:rFonts w:ascii="Noto Serif" w:eastAsia="Noto Serif SC" w:hAnsi="Noto Serif" w:cs="Noto Serif"/>
+          <w:sz w:val="24"/>
+          <w:szCs w:val="24"/>
+          <w:lang w:val="en-US"/>
+        </w:rPr>
+        <w:t xml:space="preserve"> (</w:t>
+      </w:r>
+      <w:proofErr w:type="spellStart"/>
+      <w:r>
+        <w:rPr>
+          <w:rFonts w:ascii="Noto Serif" w:eastAsia="Noto Serif SC" w:hAnsi="Noto Serif" w:cs="Noto Serif"/>
+          <w:sz w:val="24"/>
+          <w:szCs w:val="24"/>
+          <w:lang w:val="en-US"/>
+        </w:rPr>
+        <w:t>Zhongyin</w:t>
+      </w:r>
+      <w:proofErr w:type="spellEnd"/>
+      <w:r>
+        <w:rPr>
+          <w:rFonts w:ascii="Noto Serif" w:eastAsia="Noto Serif SC" w:hAnsi="Noto Serif" w:cs="Noto Serif"/>
+          <w:sz w:val="24"/>
+          <w:szCs w:val="24"/>
+          <w:lang w:val="en-US"/>
+        </w:rPr>
+        <w:t xml:space="preserve"> </w:t>
+      </w:r>
+      <w:proofErr w:type="spellStart"/>
+      <w:r>
+        <w:rPr>
+          <w:rFonts w:ascii="Noto Serif" w:eastAsia="Noto Serif SC" w:hAnsi="Noto Serif" w:cs="Noto Serif"/>
+          <w:sz w:val="24"/>
+          <w:szCs w:val="24"/>
+          <w:lang w:val="en-US"/>
+        </w:rPr>
+        <w:t>Suona</w:t>
+      </w:r>
+      <w:proofErr w:type="spellEnd"/>
+      <w:r>
+        <w:rPr>
+          <w:rFonts w:ascii="Noto Serif" w:eastAsia="Noto Serif SC" w:hAnsi="Noto Serif" w:cs="Noto Serif"/>
+          <w:sz w:val="24"/>
+          <w:szCs w:val="24"/>
+          <w:lang w:val="en-US"/>
+        </w:rPr>
+        <w:t>)</w:t>
+      </w:r>
     </w:p>
     <w:p>
       <w:pPr>
@@ -4677,16 +4687,16 @@
           <w:szCs w:val="24"/>
           <w:lang w:val="en-US"/>
         </w:rPr>
-        <w:t>高音唢呐</w:t>
-      </w:r>
-      <w:r>
-        <w:rPr>
-          <w:rFonts w:ascii="Noto Serif" w:eastAsia="Noto Serif SC" w:hAnsi="Noto Serif" w:cs="Noto Serif"/>
-          <w:sz w:val="24"/>
-          <w:szCs w:val="24"/>
-          <w:lang w:val="en-US"/>
-        </w:rPr>
-        <w:t xml:space="preserve"> I, II (</w:t>
+        <w:t>低音唢呐</w:t>
+      </w:r>
+      <w:r>
+        <w:rPr>
+          <w:rFonts w:ascii="Noto Serif" w:eastAsia="Noto Serif SC" w:hAnsi="Noto Serif" w:cs="Noto Serif"/>
+          <w:sz w:val="24"/>
+          <w:szCs w:val="24"/>
+          <w:lang w:val="en-US"/>
+        </w:rPr>
+        <w:t xml:space="preserve"> (Diyin </w:t>
       </w:r>
       <w:proofErr w:type="spellStart"/>
       <w:r>
@@ -4696,7 +4706,7 @@
           <w:szCs w:val="24"/>
           <w:lang w:val="en-US"/>
         </w:rPr>
-        <w:t>Gaoyin</w:t>
+        <w:t>Suona</w:t>
       </w:r>
       <w:proofErr w:type="spellEnd"/>
       <w:r>
@@ -4706,7 +4716,76 @@
           <w:szCs w:val="24"/>
           <w:lang w:val="en-US"/>
         </w:rPr>
-        <w:t xml:space="preserve"> </w:t>
+        <w:t>)</w:t>
+      </w:r>
+    </w:p>
+    <w:p>
+      <w:pPr>
+        <w:jc w:val="right"/>
+        <w:rPr>
+          <w:rFonts w:ascii="Noto Serif" w:eastAsia="Noto Serif SC" w:hAnsi="Noto Serif" w:cs="Noto Serif"/>
+          <w:sz w:val="24"/>
+          <w:szCs w:val="24"/>
+          <w:lang w:val="en-US"/>
+        </w:rPr>
+      </w:pPr>
+    </w:p>
+    <w:p>
+      <w:pPr>
+        <w:jc w:val="right"/>
+        <w:rPr>
+          <w:rFonts w:ascii="Noto Serif" w:eastAsia="Noto Serif SC" w:hAnsi="Noto Serif" w:cs="Noto Serif"/>
+          <w:sz w:val="24"/>
+          <w:szCs w:val="24"/>
+          <w:lang w:val="en-US"/>
+        </w:rPr>
+      </w:pPr>
+      <w:r>
+        <w:rPr>
+          <w:rFonts w:ascii="Noto Serif" w:eastAsia="Noto Serif SC" w:hAnsi="Noto Serif" w:cs="Noto Serif"/>
+          <w:sz w:val="24"/>
+          <w:szCs w:val="24"/>
+          <w:lang w:val="en-US"/>
+        </w:rPr>
+        <w:t>扬琴</w:t>
+      </w:r>
+      <w:r>
+        <w:rPr>
+          <w:rFonts w:ascii="Noto Serif" w:eastAsia="Noto Serif SC" w:hAnsi="Noto Serif" w:cs="Noto Serif"/>
+          <w:sz w:val="24"/>
+          <w:szCs w:val="24"/>
+          <w:lang w:val="en-US"/>
+        </w:rPr>
+        <w:t xml:space="preserve"> (Yangqin)</w:t>
+      </w:r>
+    </w:p>
+    <w:p>
+      <w:pPr>
+        <w:jc w:val="right"/>
+        <w:rPr>
+          <w:rFonts w:ascii="Noto Serif" w:eastAsia="Noto Serif SC" w:hAnsi="Noto Serif" w:cs="Noto Serif"/>
+          <w:sz w:val="24"/>
+          <w:szCs w:val="24"/>
+          <w:lang w:val="en-US"/>
+        </w:rPr>
+      </w:pPr>
+      <w:r>
+        <w:rPr>
+          <w:rFonts w:ascii="Noto Serif" w:eastAsia="Noto Serif SC" w:hAnsi="Noto Serif" w:cs="Noto Serif"/>
+          <w:sz w:val="24"/>
+          <w:szCs w:val="24"/>
+          <w:lang w:val="en-US"/>
+        </w:rPr>
+        <w:t>柳琴</w:t>
+      </w:r>
+      <w:r>
+        <w:rPr>
+          <w:rFonts w:ascii="Noto Serif" w:eastAsia="Noto Serif SC" w:hAnsi="Noto Serif" w:cs="Noto Serif"/>
+          <w:sz w:val="24"/>
+          <w:szCs w:val="24"/>
+          <w:lang w:val="en-US"/>
+        </w:rPr>
+        <w:t xml:space="preserve"> (</w:t>
       </w:r>
       <w:proofErr w:type="spellStart"/>
       <w:r>
@@ -4716,7 +4795,7 @@
           <w:szCs w:val="24"/>
           <w:lang w:val="en-US"/>
         </w:rPr>
-        <w:t>Suona</w:t>
+        <w:t>Liuqin</w:t>
       </w:r>
       <w:proofErr w:type="spellEnd"/>
       <w:r>
@@ -4726,7 +4805,7 @@
           <w:szCs w:val="24"/>
           <w:lang w:val="en-US"/>
         </w:rPr>
-        <w:t xml:space="preserve"> I, II)</w:t>
+        <w:t>)</w:t>
       </w:r>
     </w:p>
     <w:p>
@@ -4746,14 +4825,157 @@
           <w:szCs w:val="24"/>
           <w:lang w:val="en-US"/>
         </w:rPr>
-        <w:t>中音唢呐</w:t>
-      </w:r>
-      <w:r>
-        <w:rPr>
-          <w:rFonts w:ascii="Noto Serif" w:eastAsia="Noto Serif SC" w:hAnsi="Noto Serif" w:cs="Noto Serif"/>
-          <w:sz w:val="24"/>
-          <w:szCs w:val="24"/>
-          <w:lang w:val="en-US"/>
+        <w:t>琵琶</w:t>
+      </w:r>
+      <w:r>
+        <w:rPr>
+          <w:rFonts w:ascii="Noto Serif" w:eastAsia="Noto Serif SC" w:hAnsi="Noto Serif" w:cs="Noto Serif"/>
+          <w:sz w:val="24"/>
+          <w:szCs w:val="24"/>
+          <w:lang w:val="en-US"/>
+        </w:rPr>
+        <w:t xml:space="preserve"> (Pipa)</w:t>
+      </w:r>
+    </w:p>
+    <w:p>
+      <w:pPr>
+        <w:jc w:val="right"/>
+        <w:rPr>
+          <w:rFonts w:ascii="Noto Serif" w:eastAsia="Noto Serif SC" w:hAnsi="Noto Serif" w:cs="Noto Serif"/>
+          <w:sz w:val="24"/>
+          <w:szCs w:val="24"/>
+          <w:lang w:val="en-US"/>
+        </w:rPr>
+      </w:pPr>
+      <w:r>
+        <w:rPr>
+          <w:rFonts w:ascii="Noto Serif" w:eastAsia="Noto Serif SC" w:hAnsi="Noto Serif" w:cs="Noto Serif"/>
+          <w:sz w:val="24"/>
+          <w:szCs w:val="24"/>
+          <w:lang w:val="en-US"/>
+        </w:rPr>
+        <w:t>中阮</w:t>
+      </w:r>
+      <w:r>
+        <w:rPr>
+          <w:rFonts w:ascii="Noto Serif" w:eastAsia="Noto Serif SC" w:hAnsi="Noto Serif" w:cs="Noto Serif"/>
+          <w:sz w:val="24"/>
+          <w:szCs w:val="24"/>
+          <w:lang w:val="en-US"/>
+        </w:rPr>
+        <w:t xml:space="preserve"> (Zhongruan)</w:t>
+      </w:r>
+    </w:p>
+    <w:p>
+      <w:pPr>
+        <w:jc w:val="right"/>
+        <w:rPr>
+          <w:rFonts w:ascii="Noto Serif" w:eastAsia="Noto Serif SC" w:hAnsi="Noto Serif" w:cs="Noto Serif"/>
+          <w:sz w:val="24"/>
+          <w:szCs w:val="24"/>
+          <w:lang w:val="en-US"/>
+        </w:rPr>
+      </w:pPr>
+      <w:r>
+        <w:rPr>
+          <w:rFonts w:ascii="Noto Serif" w:eastAsia="Noto Serif SC" w:hAnsi="Noto Serif" w:cs="Noto Serif"/>
+          <w:sz w:val="24"/>
+          <w:szCs w:val="24"/>
+          <w:lang w:val="en-US"/>
+        </w:rPr>
+        <w:t>大阮</w:t>
+      </w:r>
+      <w:r>
+        <w:rPr>
+          <w:rFonts w:ascii="Noto Serif" w:eastAsia="Noto Serif SC" w:hAnsi="Noto Serif" w:cs="Noto Serif"/>
+          <w:sz w:val="24"/>
+          <w:szCs w:val="24"/>
+          <w:lang w:val="en-US"/>
+        </w:rPr>
+        <w:t xml:space="preserve"> (Daruan)</w:t>
+      </w:r>
+    </w:p>
+    <w:p>
+      <w:pPr>
+        <w:jc w:val="right"/>
+        <w:rPr>
+          <w:rFonts w:ascii="Noto Serif" w:eastAsia="Noto Serif SC" w:hAnsi="Noto Serif" w:cs="Noto Serif"/>
+          <w:sz w:val="24"/>
+          <w:szCs w:val="24"/>
+          <w:lang w:val="en-US"/>
+        </w:rPr>
+      </w:pPr>
+    </w:p>
+    <w:p>
+      <w:pPr>
+        <w:jc w:val="right"/>
+        <w:rPr>
+          <w:rFonts w:ascii="Noto Serif" w:eastAsia="Noto Serif SC" w:hAnsi="Noto Serif" w:cs="Noto Serif"/>
+          <w:sz w:val="24"/>
+          <w:szCs w:val="24"/>
+          <w:lang w:val="en-US"/>
+        </w:rPr>
+      </w:pPr>
+      <w:r>
+        <w:rPr>
+          <w:rFonts w:ascii="Noto Serif" w:eastAsia="Noto Serif SC" w:hAnsi="Noto Serif" w:cs="Noto Serif"/>
+          <w:sz w:val="24"/>
+          <w:szCs w:val="24"/>
+          <w:lang w:val="en-US"/>
+        </w:rPr>
+        <w:t>定音鼓</w:t>
+      </w:r>
+      <w:r>
+        <w:rPr>
+          <w:rFonts w:ascii="Noto Serif" w:eastAsia="Noto Serif SC" w:hAnsi="Noto Serif" w:cs="Noto Serif"/>
+          <w:sz w:val="24"/>
+          <w:szCs w:val="24"/>
+          <w:lang w:val="en-US"/>
+        </w:rPr>
+        <w:t xml:space="preserve"> (Timpani)</w:t>
+      </w:r>
+    </w:p>
+    <w:p>
+      <w:pPr>
+        <w:jc w:val="right"/>
+        <w:rPr>
+          <w:rFonts w:ascii="Noto Serif" w:eastAsia="Noto Serif SC" w:hAnsi="Noto Serif" w:cs="Noto Serif"/>
+          <w:sz w:val="24"/>
+          <w:szCs w:val="24"/>
+          <w:lang w:val="en-US"/>
+        </w:rPr>
+      </w:pPr>
+      <w:r>
+        <w:rPr>
+          <w:rFonts w:ascii="Noto Serif" w:eastAsia="Noto Serif SC" w:hAnsi="Noto Serif" w:cs="Noto Serif"/>
+          <w:sz w:val="24"/>
+          <w:szCs w:val="24"/>
+          <w:lang w:val="en-US"/>
+        </w:rPr>
+        <w:t>打击乐</w:t>
+      </w:r>
+      <w:r>
+        <w:rPr>
+          <w:rFonts w:ascii="Noto Serif" w:eastAsia="Noto Serif SC" w:hAnsi="Noto Serif" w:cs="Noto Serif"/>
+          <w:sz w:val="24"/>
+          <w:szCs w:val="24"/>
+          <w:lang w:val="en-US"/>
+        </w:rPr>
+        <w:t xml:space="preserve"> I (Percussion I): </w:t>
+      </w:r>
+      <w:r>
+        <w:rPr>
+          <w:rFonts w:ascii="Noto Serif" w:eastAsia="Noto Serif SC" w:hAnsi="Noto Serif" w:cs="Noto Serif"/>
+          <w:sz w:val="24"/>
+          <w:szCs w:val="24"/>
+        </w:rPr>
+        <w:t>中国大鼓</w:t>
+      </w:r>
+      <w:r>
+        <w:rPr>
+          <w:rFonts w:ascii="Noto Serif" w:eastAsia="Noto Serif SC" w:hAnsi="Noto Serif" w:cs="Noto Serif"/>
+          <w:sz w:val="24"/>
+          <w:szCs w:val="24"/>
         </w:rPr>
         <w:t xml:space="preserve"> (</w:t>
       </w:r>
@@ -4763,9 +4985,8 @@
           <w:rFonts w:ascii="Noto Serif" w:eastAsia="Noto Serif SC" w:hAnsi="Noto Serif" w:cs="Noto Serif"/>
           <w:sz w:val="24"/>
           <w:szCs w:val="24"/>
-          <w:lang w:val="en-US"/>
-        </w:rPr>
-        <w:t>Zhongyin</w:t>
+        </w:rPr>
+        <w:t>Zhongguo</w:t>
       </w:r>
       <w:proofErr w:type="spellEnd"/>
       <w:r>
@@ -4773,395 +4994,8 @@
           <w:rFonts w:ascii="Noto Serif" w:eastAsia="Noto Serif SC" w:hAnsi="Noto Serif" w:cs="Noto Serif"/>
           <w:sz w:val="24"/>
           <w:szCs w:val="24"/>
-          <w:lang w:val="en-US"/>
-        </w:rPr>
-        <w:t xml:space="preserve"> </w:t>
-      </w:r>
-      <w:proofErr w:type="spellStart"/>
-      <w:r>
-        <w:rPr>
-          <w:rFonts w:ascii="Noto Serif" w:eastAsia="Noto Serif SC" w:hAnsi="Noto Serif" w:cs="Noto Serif"/>
-          <w:sz w:val="24"/>
-          <w:szCs w:val="24"/>
-          <w:lang w:val="en-US"/>
-        </w:rPr>
-        <w:t>Suona</w:t>
-      </w:r>
-      <w:proofErr w:type="spellEnd"/>
-      <w:r>
-        <w:rPr>
-          <w:rFonts w:ascii="Noto Serif" w:eastAsia="Noto Serif SC" w:hAnsi="Noto Serif" w:cs="Noto Serif"/>
-          <w:sz w:val="24"/>
-          <w:szCs w:val="24"/>
-          <w:lang w:val="en-US"/>
-        </w:rPr>
-        <w:t>)</w:t>
-      </w:r>
-    </w:p>
-    <w:p>
-      <w:pPr>
-        <w:jc w:val="right"/>
-        <w:rPr>
-          <w:rFonts w:ascii="Noto Serif" w:eastAsia="Noto Serif SC" w:hAnsi="Noto Serif" w:cs="Noto Serif"/>
-          <w:sz w:val="24"/>
-          <w:szCs w:val="24"/>
-          <w:lang w:val="en-US"/>
-        </w:rPr>
-      </w:pPr>
-      <w:r>
-        <w:rPr>
-          <w:rFonts w:ascii="Noto Serif" w:eastAsia="Noto Serif SC" w:hAnsi="Noto Serif" w:cs="Noto Serif"/>
-          <w:sz w:val="24"/>
-          <w:szCs w:val="24"/>
-          <w:lang w:val="en-US"/>
-        </w:rPr>
-        <w:t>低音唢呐</w:t>
-      </w:r>
-      <w:r>
-        <w:rPr>
-          <w:rFonts w:ascii="Noto Serif" w:eastAsia="Noto Serif SC" w:hAnsi="Noto Serif" w:cs="Noto Serif"/>
-          <w:sz w:val="24"/>
-          <w:szCs w:val="24"/>
-          <w:lang w:val="en-US"/>
-        </w:rPr>
-        <w:t xml:space="preserve"> (</w:t>
-      </w:r>
-      <w:proofErr w:type="spellStart"/>
-      <w:r>
-        <w:rPr>
-          <w:rFonts w:ascii="Noto Serif" w:eastAsia="Noto Serif SC" w:hAnsi="Noto Serif" w:cs="Noto Serif"/>
-          <w:sz w:val="24"/>
-          <w:szCs w:val="24"/>
-          <w:lang w:val="en-US"/>
-        </w:rPr>
-        <w:t>Diyin</w:t>
-      </w:r>
-      <w:proofErr w:type="spellEnd"/>
-      <w:r>
-        <w:rPr>
-          <w:rFonts w:ascii="Noto Serif" w:eastAsia="Noto Serif SC" w:hAnsi="Noto Serif" w:cs="Noto Serif"/>
-          <w:sz w:val="24"/>
-          <w:szCs w:val="24"/>
-          <w:lang w:val="en-US"/>
-        </w:rPr>
-        <w:t xml:space="preserve"> </w:t>
-      </w:r>
-      <w:proofErr w:type="spellStart"/>
-      <w:r>
-        <w:rPr>
-          <w:rFonts w:ascii="Noto Serif" w:eastAsia="Noto Serif SC" w:hAnsi="Noto Serif" w:cs="Noto Serif"/>
-          <w:sz w:val="24"/>
-          <w:szCs w:val="24"/>
-          <w:lang w:val="en-US"/>
-        </w:rPr>
-        <w:t>Suona</w:t>
-      </w:r>
-      <w:proofErr w:type="spellEnd"/>
-      <w:r>
-        <w:rPr>
-          <w:rFonts w:ascii="Noto Serif" w:eastAsia="Noto Serif SC" w:hAnsi="Noto Serif" w:cs="Noto Serif"/>
-          <w:sz w:val="24"/>
-          <w:szCs w:val="24"/>
-          <w:lang w:val="en-US"/>
-        </w:rPr>
-        <w:t>)</w:t>
-      </w:r>
-    </w:p>
-    <w:p>
-      <w:pPr>
-        <w:jc w:val="right"/>
-        <w:rPr>
-          <w:rFonts w:ascii="Noto Serif" w:eastAsia="Noto Serif SC" w:hAnsi="Noto Serif" w:cs="Noto Serif"/>
-          <w:sz w:val="24"/>
-          <w:szCs w:val="24"/>
-          <w:lang w:val="en-US"/>
-        </w:rPr>
-      </w:pPr>
-    </w:p>
-    <w:p>
-      <w:pPr>
-        <w:jc w:val="right"/>
-        <w:rPr>
-          <w:rFonts w:ascii="Noto Serif" w:eastAsia="Noto Serif SC" w:hAnsi="Noto Serif" w:cs="Noto Serif"/>
-          <w:sz w:val="24"/>
-          <w:szCs w:val="24"/>
-          <w:lang w:val="en-US"/>
-        </w:rPr>
-      </w:pPr>
-      <w:r>
-        <w:rPr>
-          <w:rFonts w:ascii="Noto Serif" w:eastAsia="Noto Serif SC" w:hAnsi="Noto Serif" w:cs="Noto Serif"/>
-          <w:sz w:val="24"/>
-          <w:szCs w:val="24"/>
-          <w:lang w:val="en-US"/>
-        </w:rPr>
-        <w:t>扬琴</w:t>
-      </w:r>
-      <w:r>
-        <w:rPr>
-          <w:rFonts w:ascii="Noto Serif" w:eastAsia="Noto Serif SC" w:hAnsi="Noto Serif" w:cs="Noto Serif"/>
-          <w:sz w:val="24"/>
-          <w:szCs w:val="24"/>
-          <w:lang w:val="en-US"/>
-        </w:rPr>
-        <w:t xml:space="preserve"> (Yangqin)</w:t>
-      </w:r>
-    </w:p>
-    <w:p>
-      <w:pPr>
-        <w:jc w:val="right"/>
-        <w:rPr>
-          <w:rFonts w:ascii="Noto Serif" w:eastAsia="Noto Serif SC" w:hAnsi="Noto Serif" w:cs="Noto Serif"/>
-          <w:sz w:val="24"/>
-          <w:szCs w:val="24"/>
-          <w:lang w:val="en-US"/>
-        </w:rPr>
-      </w:pPr>
-      <w:r>
-        <w:rPr>
-          <w:rFonts w:ascii="Noto Serif" w:eastAsia="Noto Serif SC" w:hAnsi="Noto Serif" w:cs="Noto Serif"/>
-          <w:sz w:val="24"/>
-          <w:szCs w:val="24"/>
-          <w:lang w:val="en-US"/>
-        </w:rPr>
-        <w:t>柳琴</w:t>
-      </w:r>
-      <w:r>
-        <w:rPr>
-          <w:rFonts w:ascii="Noto Serif" w:eastAsia="Noto Serif SC" w:hAnsi="Noto Serif" w:cs="Noto Serif"/>
-          <w:sz w:val="24"/>
-          <w:szCs w:val="24"/>
-          <w:lang w:val="en-US"/>
-        </w:rPr>
-        <w:t xml:space="preserve"> (</w:t>
-      </w:r>
-      <w:proofErr w:type="spellStart"/>
-      <w:r>
-        <w:rPr>
-          <w:rFonts w:ascii="Noto Serif" w:eastAsia="Noto Serif SC" w:hAnsi="Noto Serif" w:cs="Noto Serif"/>
-          <w:sz w:val="24"/>
-          <w:szCs w:val="24"/>
-          <w:lang w:val="en-US"/>
-        </w:rPr>
-        <w:t>Liuqin</w:t>
-      </w:r>
-      <w:proofErr w:type="spellEnd"/>
-      <w:r>
-        <w:rPr>
-          <w:rFonts w:ascii="Noto Serif" w:eastAsia="Noto Serif SC" w:hAnsi="Noto Serif" w:cs="Noto Serif"/>
-          <w:sz w:val="24"/>
-          <w:szCs w:val="24"/>
-          <w:lang w:val="en-US"/>
-        </w:rPr>
-        <w:t>)</w:t>
-      </w:r>
-    </w:p>
-    <w:p>
-      <w:pPr>
-        <w:jc w:val="right"/>
-        <w:rPr>
-          <w:rFonts w:ascii="Noto Serif" w:eastAsia="Noto Serif SC" w:hAnsi="Noto Serif" w:cs="Noto Serif"/>
-          <w:sz w:val="24"/>
-          <w:szCs w:val="24"/>
-          <w:lang w:val="en-US"/>
-        </w:rPr>
-      </w:pPr>
-      <w:r>
-        <w:rPr>
-          <w:rFonts w:ascii="Noto Serif" w:eastAsia="Noto Serif SC" w:hAnsi="Noto Serif" w:cs="Noto Serif"/>
-          <w:sz w:val="24"/>
-          <w:szCs w:val="24"/>
-          <w:lang w:val="en-US"/>
-        </w:rPr>
-        <w:t>琵琶</w:t>
-      </w:r>
-      <w:r>
-        <w:rPr>
-          <w:rFonts w:ascii="Noto Serif" w:eastAsia="Noto Serif SC" w:hAnsi="Noto Serif" w:cs="Noto Serif"/>
-          <w:sz w:val="24"/>
-          <w:szCs w:val="24"/>
-          <w:lang w:val="en-US"/>
-        </w:rPr>
-        <w:t xml:space="preserve"> (Pipa)</w:t>
-      </w:r>
-    </w:p>
-    <w:p>
-      <w:pPr>
-        <w:jc w:val="right"/>
-        <w:rPr>
-          <w:rFonts w:ascii="Noto Serif" w:eastAsia="Noto Serif SC" w:hAnsi="Noto Serif" w:cs="Noto Serif"/>
-          <w:sz w:val="24"/>
-          <w:szCs w:val="24"/>
-          <w:lang w:val="en-US"/>
-        </w:rPr>
-      </w:pPr>
-      <w:r>
-        <w:rPr>
-          <w:rFonts w:ascii="Noto Serif" w:eastAsia="Noto Serif SC" w:hAnsi="Noto Serif" w:cs="Noto Serif"/>
-          <w:sz w:val="24"/>
-          <w:szCs w:val="24"/>
-          <w:lang w:val="en-US"/>
-        </w:rPr>
-        <w:t>中阮</w:t>
-      </w:r>
-      <w:r>
-        <w:rPr>
-          <w:rFonts w:ascii="Noto Serif" w:eastAsia="Noto Serif SC" w:hAnsi="Noto Serif" w:cs="Noto Serif"/>
-          <w:sz w:val="24"/>
-          <w:szCs w:val="24"/>
-          <w:lang w:val="en-US"/>
-        </w:rPr>
-        <w:t xml:space="preserve"> (Zhongruan)</w:t>
-      </w:r>
-    </w:p>
-    <w:p>
-      <w:pPr>
-        <w:jc w:val="right"/>
-        <w:rPr>
-          <w:rFonts w:ascii="Noto Serif" w:eastAsia="Noto Serif SC" w:hAnsi="Noto Serif" w:cs="Noto Serif"/>
-          <w:sz w:val="24"/>
-          <w:szCs w:val="24"/>
-          <w:lang w:val="en-US"/>
-        </w:rPr>
-      </w:pPr>
-      <w:r>
-        <w:rPr>
-          <w:rFonts w:ascii="Noto Serif" w:eastAsia="Noto Serif SC" w:hAnsi="Noto Serif" w:cs="Noto Serif"/>
-          <w:sz w:val="24"/>
-          <w:szCs w:val="24"/>
-          <w:lang w:val="en-US"/>
-        </w:rPr>
-        <w:t>大阮</w:t>
-      </w:r>
-      <w:r>
-        <w:rPr>
-          <w:rFonts w:ascii="Noto Serif" w:eastAsia="Noto Serif SC" w:hAnsi="Noto Serif" w:cs="Noto Serif"/>
-          <w:sz w:val="24"/>
-          <w:szCs w:val="24"/>
-          <w:lang w:val="en-US"/>
-        </w:rPr>
-        <w:t xml:space="preserve"> (Daruan)</w:t>
-      </w:r>
-    </w:p>
-    <w:p>
-      <w:pPr>
-        <w:jc w:val="right"/>
-        <w:rPr>
-          <w:rFonts w:ascii="Noto Serif" w:eastAsia="Noto Serif SC" w:hAnsi="Noto Serif" w:cs="Noto Serif"/>
-          <w:sz w:val="24"/>
-          <w:szCs w:val="24"/>
-          <w:lang w:val="en-US"/>
-        </w:rPr>
-      </w:pPr>
-    </w:p>
-    <w:p>
-      <w:pPr>
-        <w:jc w:val="right"/>
-        <w:rPr>
-          <w:rFonts w:ascii="Noto Serif" w:eastAsia="Noto Serif SC" w:hAnsi="Noto Serif" w:cs="Noto Serif"/>
-          <w:sz w:val="24"/>
-          <w:szCs w:val="24"/>
-          <w:lang w:val="en-US"/>
-        </w:rPr>
-      </w:pPr>
-      <w:r>
-        <w:rPr>
-          <w:rFonts w:ascii="Noto Serif" w:eastAsia="Noto Serif SC" w:hAnsi="Noto Serif" w:cs="Noto Serif"/>
-          <w:sz w:val="24"/>
-          <w:szCs w:val="24"/>
-          <w:lang w:val="en-US"/>
-        </w:rPr>
-        <w:t>定音鼓</w:t>
-      </w:r>
-      <w:r>
-        <w:rPr>
-          <w:rFonts w:ascii="Noto Serif" w:eastAsia="Noto Serif SC" w:hAnsi="Noto Serif" w:cs="Noto Serif"/>
-          <w:sz w:val="24"/>
-          <w:szCs w:val="24"/>
-          <w:lang w:val="en-US"/>
-        </w:rPr>
-        <w:t xml:space="preserve"> (Timpani)</w:t>
-      </w:r>
-    </w:p>
-    <w:p>
-      <w:pPr>
-        <w:jc w:val="right"/>
-        <w:rPr>
-          <w:rFonts w:ascii="Noto Serif" w:eastAsia="Noto Serif SC" w:hAnsi="Noto Serif" w:cs="Noto Serif"/>
-          <w:sz w:val="24"/>
-          <w:szCs w:val="24"/>
-          <w:lang w:val="en-US"/>
-        </w:rPr>
-      </w:pPr>
-      <w:r>
-        <w:rPr>
-          <w:rFonts w:ascii="Noto Serif" w:eastAsia="Noto Serif SC" w:hAnsi="Noto Serif" w:cs="Noto Serif"/>
-          <w:sz w:val="24"/>
-          <w:szCs w:val="24"/>
-          <w:lang w:val="en-US"/>
-        </w:rPr>
-        <w:t>打击乐</w:t>
-      </w:r>
-      <w:r>
-        <w:rPr>
-          <w:rFonts w:ascii="Noto Serif" w:eastAsia="Noto Serif SC" w:hAnsi="Noto Serif" w:cs="Noto Serif"/>
-          <w:sz w:val="24"/>
-          <w:szCs w:val="24"/>
-          <w:lang w:val="en-US"/>
-        </w:rPr>
-        <w:t xml:space="preserve"> I (Percussion I): </w:t>
-      </w:r>
-      <w:r>
-        <w:rPr>
-          <w:rFonts w:ascii="Noto Serif" w:eastAsia="Noto Serif SC" w:hAnsi="Noto Serif" w:cs="Noto Serif"/>
-          <w:sz w:val="24"/>
-          <w:szCs w:val="24"/>
-        </w:rPr>
-        <w:t>中国大鼓</w:t>
-      </w:r>
-      <w:r>
-        <w:rPr>
-          <w:rFonts w:ascii="Noto Serif" w:eastAsia="Noto Serif SC" w:hAnsi="Noto Serif" w:cs="Noto Serif"/>
-          <w:sz w:val="24"/>
-          <w:szCs w:val="24"/>
-        </w:rPr>
-        <w:t xml:space="preserve"> (</w:t>
-      </w:r>
-      <w:proofErr w:type="spellStart"/>
-      <w:r>
-        <w:rPr>
-          <w:rFonts w:ascii="Noto Serif" w:eastAsia="Noto Serif SC" w:hAnsi="Noto Serif" w:cs="Noto Serif"/>
-          <w:sz w:val="24"/>
-          <w:szCs w:val="24"/>
-        </w:rPr>
-        <w:t>Zhongguo</w:t>
-      </w:r>
-      <w:proofErr w:type="spellEnd"/>
-      <w:r>
-        <w:rPr>
-          <w:rFonts w:ascii="Noto Serif" w:eastAsia="Noto Serif SC" w:hAnsi="Noto Serif" w:cs="Noto Serif"/>
-          <w:sz w:val="24"/>
-          <w:szCs w:val="24"/>
-        </w:rPr>
-        <w:t xml:space="preserve"> </w:t>
-      </w:r>
-      <w:proofErr w:type="spellStart"/>
-      <w:r>
-        <w:rPr>
-          <w:rFonts w:ascii="Noto Serif" w:eastAsia="Noto Serif SC" w:hAnsi="Noto Serif" w:cs="Noto Serif"/>
-          <w:sz w:val="24"/>
-          <w:szCs w:val="24"/>
-        </w:rPr>
-        <w:t>Dagu</w:t>
-      </w:r>
-      <w:proofErr w:type="spellEnd"/>
-      <w:r>
-        <w:rPr>
-          <w:rFonts w:ascii="Noto Serif" w:eastAsia="Noto Serif SC" w:hAnsi="Noto Serif" w:cs="Noto Serif"/>
-          <w:sz w:val="24"/>
-          <w:szCs w:val="24"/>
-        </w:rPr>
-        <w:t>)</w:t>
+        </w:rPr>
+        <w:t xml:space="preserve"> Dagu)</w:t>
       </w:r>
     </w:p>
     <w:p>
@@ -6054,25 +5888,7 @@
           <w:sz w:val="24"/>
           <w:szCs w:val="24"/>
         </w:rPr>
-        <w:t xml:space="preserve">, </w:t>
-      </w:r>
-      <w:proofErr w:type="spellStart"/>
-      <w:r>
-        <w:rPr>
-          <w:rFonts w:ascii="Noto Serif" w:eastAsia="Noto Serif SC" w:hAnsi="Noto Serif" w:cs="Noto Serif"/>
-          <w:sz w:val="24"/>
-          <w:szCs w:val="24"/>
-        </w:rPr>
-        <w:t>sed</w:t>
-      </w:r>
-      <w:proofErr w:type="spellEnd"/>
-      <w:r>
-        <w:rPr>
-          <w:rFonts w:ascii="Noto Serif" w:eastAsia="Noto Serif SC" w:hAnsi="Noto Serif" w:cs="Noto Serif"/>
-          <w:sz w:val="24"/>
-          <w:szCs w:val="24"/>
-        </w:rPr>
-        <w:t xml:space="preserve"> do </w:t>
+        <w:t xml:space="preserve">, sed do </w:t>
       </w:r>
       <w:proofErr w:type="spellStart"/>
       <w:r>

--- a/Front Matter/Template/6_Front-Matter_Template-v4.docx
+++ b/Front Matter/Template/6_Front-Matter_Template-v4.docx
@@ -921,9 +921,6 @@
     </w:p>
     <w:p>
       <w:pPr>
-        <w:pBdr>
-          <w:bottom w:val="single" w:sz="6" w:space="1" w:color="auto"/>
-        </w:pBdr>
         <w:jc w:val="right"/>
         <w:rPr>
           <w:rFonts w:ascii="Noto Serif" w:eastAsia="Noto Serif SC" w:hAnsi="Noto Serif" w:cs="Noto Serif"/>

--- a/Front Matter/Template/6_Front-Matter_Template-v4.docx
+++ b/Front Matter/Template/6_Front-Matter_Template-v4.docx
@@ -1150,7 +1150,7 @@
           <w:sz w:val="20"/>
           <w:szCs w:val="24"/>
         </w:rPr>
-        <w:t xml:space="preserve">Copyright © Singapore Chinese Orchestra Ltd. All rights reserved. </w:t>
+        <w:t>ISMN</w:t>
       </w:r>
     </w:p>
     <w:p>
@@ -1168,25 +1168,46 @@
         <w:rPr>
           <w:rFonts w:ascii="Noto Serif" w:eastAsia="Noto Serif SC" w:hAnsi="Noto Serif" w:cs="Noto Serif"/>
           <w:color w:val="000000" w:themeColor="text1"/>
-          <w:szCs w:val="32"/>
-          <w:lang w:val="en-US"/>
-        </w:rPr>
-      </w:pPr>
-      <w:r>
+          <w:sz w:val="20"/>
+          <w:szCs w:val="24"/>
+        </w:rPr>
+      </w:pPr>
+      <w:r>
+        <w:rPr>
+          <w:rFonts w:ascii="Noto Serif" w:eastAsia="Noto Serif SC" w:hAnsi="Noto Serif" w:cs="Noto Serif"/>
+          <w:color w:val="000000" w:themeColor="text1"/>
+          <w:sz w:val="20"/>
+          <w:szCs w:val="24"/>
+        </w:rPr>
+        <w:t xml:space="preserve">Copyright © Singapore Chinese Orchestra Co. Ltd. All rights reserved. </w:t>
+      </w:r>
+    </w:p>
+    <w:p>
+      <w:pPr>
+        <w:rPr>
+          <w:rFonts w:ascii="Noto Serif" w:eastAsia="Noto Serif SC" w:hAnsi="Noto Serif" w:cs="Noto Serif"/>
+          <w:color w:val="000000" w:themeColor="text1"/>
+          <w:sz w:val="20"/>
+          <w:szCs w:val="24"/>
+        </w:rPr>
+      </w:pPr>
+    </w:p>
+    <w:p>
+      <w:pPr>
         <w:rPr>
           <w:rFonts w:ascii="Noto Serif" w:eastAsia="Noto Serif SC" w:hAnsi="Noto Serif" w:cs="Noto Serif"/>
           <w:color w:val="000000" w:themeColor="text1"/>
           <w:szCs w:val="32"/>
-        </w:rPr>
-        <w:t>版权所有</w:t>
-      </w:r>
+          <w:lang w:val="en-US"/>
+        </w:rPr>
+      </w:pPr>
       <w:r>
         <w:rPr>
           <w:rFonts w:ascii="Noto Serif" w:eastAsia="Noto Serif SC" w:hAnsi="Noto Serif" w:cs="Noto Serif"/>
           <w:color w:val="000000" w:themeColor="text1"/>
           <w:szCs w:val="32"/>
         </w:rPr>
-        <w:t xml:space="preserve">, </w:t>
+        <w:t>版权所有</w:t>
       </w:r>
       <w:r>
         <w:rPr>
@@ -1194,7 +1215,7 @@
           <w:color w:val="000000" w:themeColor="text1"/>
           <w:szCs w:val="32"/>
         </w:rPr>
-        <w:t>未经许可</w:t>
+        <w:t xml:space="preserve">, </w:t>
       </w:r>
       <w:r>
         <w:rPr>
@@ -1202,7 +1223,7 @@
           <w:color w:val="000000" w:themeColor="text1"/>
           <w:szCs w:val="32"/>
         </w:rPr>
-        <w:t xml:space="preserve">, </w:t>
+        <w:t>未经许可</w:t>
       </w:r>
       <w:r>
         <w:rPr>
@@ -1210,6 +1231,14 @@
           <w:color w:val="000000" w:themeColor="text1"/>
           <w:szCs w:val="32"/>
         </w:rPr>
+        <w:t xml:space="preserve">, </w:t>
+      </w:r>
+      <w:r>
+        <w:rPr>
+          <w:rFonts w:ascii="Noto Serif" w:eastAsia="Noto Serif SC" w:hAnsi="Noto Serif" w:cs="Noto Serif"/>
+          <w:color w:val="000000" w:themeColor="text1"/>
+          <w:szCs w:val="32"/>
+        </w:rPr>
         <w:t>不得以任何形式印刷、复制、扫描或发行。</w:t>
       </w:r>
     </w:p>
@@ -1264,50 +1293,51 @@
     <w:p>
       <w:pPr>
         <w:rPr>
-          <w:rFonts w:ascii="Noto Serif" w:eastAsia="Noto Serif SC" w:hAnsi="Noto Serif" w:cs="Noto Serif"/>
+          <w:rFonts w:ascii="Noto Serif SC" w:eastAsia="Noto Serif SC" w:hAnsi="Noto Serif SC" w:cs="Noto Serif"/>
           <w:color w:val="000000" w:themeColor="text1"/>
           <w:sz w:val="20"/>
           <w:szCs w:val="24"/>
-        </w:rPr>
-      </w:pPr>
-      <w:r>
-        <w:rPr>
-          <w:rFonts w:ascii="Noto Serif" w:eastAsia="Noto Serif SC" w:hAnsi="Noto Serif" w:cs="Noto Serif"/>
+          <w:lang w:val="en-US"/>
+        </w:rPr>
+      </w:pPr>
+      <w:r>
+        <w:rPr>
+          <w:rFonts w:ascii="Noto Serif SC" w:eastAsia="Noto Serif SC" w:hAnsi="Noto Serif SC" w:cs="Noto Serif"/>
           <w:color w:val="000000" w:themeColor="text1"/>
           <w:sz w:val="20"/>
           <w:szCs w:val="24"/>
         </w:rPr>
-        <w:t>Printed in Singapore.</w:t>
-      </w:r>
-    </w:p>
-    <w:p>
-      <w:pPr>
-        <w:rPr>
-          <w:rFonts w:ascii="Noto Serif" w:eastAsia="Noto Serif SC" w:hAnsi="Noto Serif" w:cs="Noto Serif"/>
+        <w:t>印刷于新加坡。</w:t>
+      </w:r>
+    </w:p>
+    <w:p>
+      <w:pPr>
+        <w:rPr>
+          <w:rFonts w:ascii="Noto Serif SC" w:eastAsia="Noto Serif SC" w:hAnsi="Noto Serif SC" w:cs="Noto Serif"/>
           <w:color w:val="000000" w:themeColor="text1"/>
           <w:sz w:val="20"/>
           <w:szCs w:val="24"/>
         </w:rPr>
       </w:pPr>
-    </w:p>
-    <w:p>
-      <w:pPr>
-        <w:rPr>
-          <w:rFonts w:ascii="Noto Serif" w:eastAsia="Noto Serif SC" w:hAnsi="Noto Serif" w:cs="Noto Serif"/>
+      <w:r>
+        <w:rPr>
+          <w:rFonts w:ascii="Noto Serif SC" w:eastAsia="Noto Serif SC" w:hAnsi="Noto Serif SC" w:cs="Noto Serif"/>
           <w:color w:val="000000" w:themeColor="text1"/>
           <w:sz w:val="20"/>
           <w:szCs w:val="24"/>
         </w:rPr>
-      </w:pPr>
-      <w:r>
+        <w:t>Printed in Singapore.</w:t>
+      </w:r>
+    </w:p>
+    <w:p>
+      <w:pPr>
         <w:rPr>
           <w:rFonts w:ascii="Noto Serif" w:eastAsia="Noto Serif SC" w:hAnsi="Noto Serif" w:cs="Noto Serif"/>
           <w:color w:val="000000" w:themeColor="text1"/>
           <w:sz w:val="20"/>
           <w:szCs w:val="24"/>
         </w:rPr>
-        <w:t>Singapore Chinese Orchestra Ltd.</w:t>
-      </w:r>
+      </w:pPr>
     </w:p>
     <w:p>
       <w:pPr>
@@ -1316,6 +1346,7 @@
           <w:color w:val="000000" w:themeColor="text1"/>
           <w:sz w:val="20"/>
           <w:szCs w:val="24"/>
+          <w:lang w:val="en-US"/>
         </w:rPr>
       </w:pPr>
       <w:r>
@@ -1324,8 +1355,9 @@
           <w:color w:val="000000" w:themeColor="text1"/>
           <w:sz w:val="20"/>
           <w:szCs w:val="24"/>
-        </w:rPr>
-        <w:t xml:space="preserve">Singapore Conference Hall, </w:t>
+          <w:lang w:val="en-US"/>
+        </w:rPr>
+        <w:t>新加坡华乐团有限公司</w:t>
       </w:r>
     </w:p>
     <w:p>
@@ -1335,6 +1367,7 @@
           <w:color w:val="000000" w:themeColor="text1"/>
           <w:sz w:val="20"/>
           <w:szCs w:val="24"/>
+          <w:lang w:val="en-US"/>
         </w:rPr>
       </w:pPr>
       <w:r>
@@ -1343,27 +1376,329 @@
           <w:color w:val="000000" w:themeColor="text1"/>
           <w:sz w:val="20"/>
           <w:szCs w:val="24"/>
-        </w:rPr>
-        <w:t xml:space="preserve">7 Shenton Way, </w:t>
-      </w:r>
-    </w:p>
-    <w:p>
-      <w:pPr>
+          <w:lang w:val="en-US"/>
+        </w:rPr>
+        <w:t>珊顿道</w:t>
+      </w:r>
+      <w:r>
         <w:rPr>
           <w:rFonts w:ascii="Noto Serif" w:eastAsia="Noto Serif SC" w:hAnsi="Noto Serif" w:cs="Noto Serif"/>
           <w:color w:val="000000" w:themeColor="text1"/>
           <w:sz w:val="20"/>
           <w:szCs w:val="24"/>
-        </w:rPr>
-      </w:pPr>
+          <w:lang w:val="en-US"/>
+        </w:rPr>
+        <w:t>7</w:t>
+      </w:r>
       <w:r>
         <w:rPr>
           <w:rFonts w:ascii="Noto Serif" w:eastAsia="Noto Serif SC" w:hAnsi="Noto Serif" w:cs="Noto Serif"/>
           <w:color w:val="000000" w:themeColor="text1"/>
           <w:sz w:val="20"/>
           <w:szCs w:val="24"/>
+          <w:lang w:val="en-US"/>
+        </w:rPr>
+        <w:t>号</w:t>
+      </w:r>
+    </w:p>
+    <w:p>
+      <w:pPr>
+        <w:rPr>
+          <w:rFonts w:ascii="Noto Serif" w:eastAsia="Noto Serif SC" w:hAnsi="Noto Serif" w:cs="Noto Serif"/>
+          <w:color w:val="000000" w:themeColor="text1"/>
+          <w:sz w:val="20"/>
+          <w:szCs w:val="24"/>
+          <w:lang w:val="en-US"/>
+        </w:rPr>
+      </w:pPr>
+      <w:r>
+        <w:rPr>
+          <w:rFonts w:ascii="Noto Serif" w:eastAsia="Noto Serif SC" w:hAnsi="Noto Serif" w:cs="Noto Serif"/>
+          <w:color w:val="000000" w:themeColor="text1"/>
+          <w:sz w:val="20"/>
+          <w:szCs w:val="24"/>
+          <w:lang w:val="en-US"/>
+        </w:rPr>
+        <w:t>新加坡大会堂</w:t>
+      </w:r>
+    </w:p>
+    <w:p>
+      <w:pPr>
+        <w:rPr>
+          <w:rFonts w:ascii="Noto Serif" w:eastAsia="Noto Serif SC" w:hAnsi="Noto Serif" w:cs="Noto Serif"/>
+          <w:color w:val="000000" w:themeColor="text1"/>
+          <w:sz w:val="20"/>
+          <w:szCs w:val="24"/>
+          <w:lang w:val="en-US"/>
+        </w:rPr>
+      </w:pPr>
+      <w:r>
+        <w:rPr>
+          <w:rFonts w:ascii="Noto Serif" w:eastAsia="Noto Serif SC" w:hAnsi="Noto Serif" w:cs="Noto Serif"/>
+          <w:color w:val="000000" w:themeColor="text1"/>
+          <w:sz w:val="20"/>
+          <w:szCs w:val="24"/>
+          <w:lang w:val="en-US"/>
+        </w:rPr>
+        <w:t>新加坡邮区</w:t>
+      </w:r>
+      <w:r>
+        <w:rPr>
+          <w:rFonts w:ascii="Noto Serif" w:eastAsia="Noto Serif SC" w:hAnsi="Noto Serif" w:cs="Noto Serif"/>
+          <w:color w:val="000000" w:themeColor="text1"/>
+          <w:sz w:val="20"/>
+          <w:szCs w:val="24"/>
+          <w:lang w:val="en-US"/>
+        </w:rPr>
+        <w:t> 068810</w:t>
+      </w:r>
+    </w:p>
+    <w:p>
+      <w:pPr>
+        <w:rPr>
+          <w:rFonts w:ascii="Noto Serif" w:eastAsia="Noto Serif SC" w:hAnsi="Noto Serif" w:cs="Noto Serif"/>
+          <w:color w:val="000000" w:themeColor="text1"/>
+          <w:sz w:val="20"/>
+          <w:szCs w:val="24"/>
+        </w:rPr>
+      </w:pPr>
+    </w:p>
+    <w:p>
+      <w:pPr>
+        <w:rPr>
+          <w:rFonts w:ascii="Noto Serif" w:eastAsia="Noto Serif SC" w:hAnsi="Noto Serif" w:cs="Noto Serif"/>
+          <w:color w:val="000000" w:themeColor="text1"/>
+          <w:sz w:val="20"/>
+          <w:szCs w:val="24"/>
+          <w:lang w:val="en-US"/>
+        </w:rPr>
+      </w:pPr>
+      <w:r>
+        <w:rPr>
+          <w:rFonts w:ascii="Noto Serif" w:eastAsia="Noto Serif SC" w:hAnsi="Noto Serif" w:cs="Noto Serif"/>
+          <w:color w:val="000000" w:themeColor="text1"/>
+          <w:sz w:val="20"/>
+          <w:szCs w:val="24"/>
+          <w:lang w:val="en-US"/>
+        </w:rPr>
+        <w:t>Singapore Chinese Orchestra Co. Ltd.</w:t>
+      </w:r>
+    </w:p>
+    <w:p>
+      <w:pPr>
+        <w:rPr>
+          <w:rFonts w:ascii="Noto Serif" w:eastAsia="Noto Serif SC" w:hAnsi="Noto Serif" w:cs="Noto Serif"/>
+          <w:color w:val="000000" w:themeColor="text1"/>
+          <w:sz w:val="20"/>
+          <w:szCs w:val="24"/>
+          <w:lang w:val="en-US"/>
+        </w:rPr>
+      </w:pPr>
+      <w:r>
+        <w:rPr>
+          <w:rFonts w:ascii="Noto Serif" w:eastAsia="Noto Serif SC" w:hAnsi="Noto Serif" w:cs="Noto Serif"/>
+          <w:color w:val="000000" w:themeColor="text1"/>
+          <w:sz w:val="20"/>
+          <w:szCs w:val="24"/>
+          <w:lang w:val="en-US"/>
+        </w:rPr>
+        <w:t>7 Shenton Way</w:t>
+      </w:r>
+    </w:p>
+    <w:p>
+      <w:pPr>
+        <w:rPr>
+          <w:rFonts w:ascii="Noto Serif" w:eastAsia="Noto Serif SC" w:hAnsi="Noto Serif" w:cs="Noto Serif"/>
+          <w:color w:val="000000" w:themeColor="text1"/>
+          <w:sz w:val="20"/>
+          <w:szCs w:val="24"/>
+          <w:lang w:val="en-US"/>
+        </w:rPr>
+      </w:pPr>
+      <w:r>
+        <w:rPr>
+          <w:rFonts w:ascii="Noto Serif" w:eastAsia="Noto Serif SC" w:hAnsi="Noto Serif" w:cs="Noto Serif"/>
+          <w:color w:val="000000" w:themeColor="text1"/>
+          <w:sz w:val="20"/>
+          <w:szCs w:val="24"/>
+          <w:lang w:val="en-US"/>
+        </w:rPr>
+        <w:t>Singapore Conference Hall</w:t>
+      </w:r>
+    </w:p>
+    <w:p>
+      <w:pPr>
+        <w:rPr>
+          <w:rFonts w:ascii="Noto Serif" w:eastAsia="Noto Serif SC" w:hAnsi="Noto Serif" w:cs="Noto Serif"/>
+          <w:color w:val="000000" w:themeColor="text1"/>
+          <w:sz w:val="20"/>
+          <w:szCs w:val="24"/>
+          <w:lang w:val="en-US"/>
+        </w:rPr>
+      </w:pPr>
+      <w:r>
+        <w:rPr>
+          <w:rFonts w:ascii="Noto Serif" w:eastAsia="Noto Serif SC" w:hAnsi="Noto Serif" w:cs="Noto Serif"/>
+          <w:color w:val="000000" w:themeColor="text1"/>
+          <w:sz w:val="20"/>
+          <w:szCs w:val="24"/>
+          <w:lang w:val="en-US"/>
         </w:rPr>
         <w:t>Singapore 068810</w:t>
+      </w:r>
+    </w:p>
+    <w:p>
+      <w:pPr>
+        <w:rPr>
+          <w:rFonts w:ascii="Noto Serif" w:eastAsia="Noto Serif SC" w:hAnsi="Noto Serif" w:cs="Noto Serif"/>
+          <w:b/>
+          <w:sz w:val="20"/>
+          <w:szCs w:val="20"/>
+          <w:lang w:val="en-US"/>
+        </w:rPr>
+      </w:pPr>
+    </w:p>
+    <w:p>
+      <w:pPr>
+        <w:rPr>
+          <w:rFonts w:ascii="Noto Serif" w:eastAsia="Noto Serif SC" w:hAnsi="Noto Serif" w:cs="Noto Serif"/>
+          <w:sz w:val="20"/>
+          <w:szCs w:val="20"/>
+          <w:lang w:val="en-US"/>
+        </w:rPr>
+      </w:pPr>
+      <w:r>
+        <w:rPr>
+          <w:rFonts w:ascii="Noto Serif" w:eastAsia="Noto Serif SC" w:hAnsi="Noto Serif" w:cs="Noto Serif"/>
+          <w:sz w:val="20"/>
+          <w:szCs w:val="20"/>
+          <w:lang w:val="en-US"/>
+        </w:rPr>
+        <w:t>网站</w:t>
+      </w:r>
+      <w:r>
+        <w:rPr>
+          <w:rFonts w:ascii="Noto Serif" w:eastAsia="Noto Serif SC" w:hAnsi="Noto Serif" w:cs="Noto Serif"/>
+          <w:sz w:val="20"/>
+          <w:szCs w:val="20"/>
+          <w:lang w:val="en-US"/>
+        </w:rPr>
+        <w:t>Website: </w:t>
+      </w:r>
+      <w:hyperlink r:id="rId8" w:tgtFrame="_blank" w:history="1">
+        <w:r>
+          <w:rPr>
+            <w:rStyle w:val="Hyperlink"/>
+            <w:rFonts w:ascii="Noto Serif" w:eastAsia="Noto Serif SC" w:hAnsi="Noto Serif" w:cs="Noto Serif"/>
+            <w:sz w:val="20"/>
+            <w:szCs w:val="20"/>
+            <w:lang w:val="en-US"/>
+          </w:rPr>
+          <w:t>www.sco.com.sg</w:t>
+        </w:r>
+      </w:hyperlink>
+    </w:p>
+    <w:p>
+      <w:pPr>
+        <w:rPr>
+          <w:rFonts w:ascii="Noto Serif" w:eastAsia="Noto Serif SC" w:hAnsi="Noto Serif" w:cs="Noto Serif"/>
+          <w:sz w:val="20"/>
+          <w:szCs w:val="20"/>
+          <w:lang w:val="en-US"/>
+        </w:rPr>
+      </w:pPr>
+      <w:r>
+        <w:rPr>
+          <w:rFonts w:ascii="Noto Serif" w:eastAsia="Noto Serif SC" w:hAnsi="Noto Serif" w:cs="Noto Serif"/>
+          <w:sz w:val="20"/>
+          <w:szCs w:val="20"/>
+          <w:lang w:val="en-US"/>
+        </w:rPr>
+        <w:t>电邮</w:t>
+      </w:r>
+      <w:r>
+        <w:rPr>
+          <w:rFonts w:ascii="Noto Serif" w:eastAsia="Noto Serif SC" w:hAnsi="Noto Serif" w:cs="Noto Serif"/>
+          <w:sz w:val="20"/>
+          <w:szCs w:val="20"/>
+          <w:lang w:val="en-US"/>
+        </w:rPr>
+        <w:t>Email: </w:t>
+      </w:r>
+      <w:hyperlink r:id="rId9" w:tgtFrame="_blank" w:history="1">
+        <w:r>
+          <w:rPr>
+            <w:rStyle w:val="Hyperlink"/>
+            <w:rFonts w:ascii="Noto Serif" w:eastAsia="Noto Serif SC" w:hAnsi="Noto Serif" w:cs="Noto Serif"/>
+            <w:sz w:val="20"/>
+            <w:szCs w:val="20"/>
+            <w:lang w:val="en-US"/>
+          </w:rPr>
+          <w:t>aa@sco.com.sg</w:t>
+        </w:r>
+      </w:hyperlink>
+    </w:p>
+    <w:p>
+      <w:pPr>
+        <w:rPr>
+          <w:rFonts w:ascii="Noto Serif" w:eastAsia="Noto Serif SC" w:hAnsi="Noto Serif" w:cs="Noto Serif"/>
+          <w:sz w:val="20"/>
+          <w:szCs w:val="20"/>
+          <w:lang w:val="en-US"/>
+        </w:rPr>
+      </w:pPr>
+      <w:r>
+        <w:rPr>
+          <w:rFonts w:ascii="Noto Serif" w:eastAsia="Noto Serif SC" w:hAnsi="Noto Serif" w:cs="Noto Serif"/>
+          <w:sz w:val="20"/>
+          <w:szCs w:val="20"/>
+          <w:lang w:val="en-US"/>
+        </w:rPr>
+        <w:t>电话</w:t>
+      </w:r>
+      <w:r>
+        <w:rPr>
+          <w:rFonts w:ascii="Noto Serif" w:eastAsia="Noto Serif SC" w:hAnsi="Noto Serif" w:cs="Noto Serif"/>
+          <w:sz w:val="20"/>
+          <w:szCs w:val="20"/>
+          <w:lang w:val="en-US"/>
+        </w:rPr>
+        <w:t>Telephone: (65) 6557 4025</w:t>
+      </w:r>
+    </w:p>
+    <w:p>
+      <w:pPr>
+        <w:rPr>
+          <w:rFonts w:ascii="Noto Serif" w:eastAsia="Noto Serif SC" w:hAnsi="Noto Serif" w:cs="Noto Serif"/>
+          <w:sz w:val="20"/>
+          <w:szCs w:val="20"/>
+          <w:lang w:val="en-US"/>
+        </w:rPr>
+        <w:sectPr>
+          <w:pgSz w:w="16840" w:h="23820"/>
+          <w:pgMar w:top="1440" w:right="1800" w:bottom="1440" w:left="1800" w:header="708" w:footer="1417" w:gutter="0"/>
+          <w:cols w:space="708"/>
+          <w:titlePg/>
+          <w:docGrid w:linePitch="360"/>
+        </w:sectPr>
+      </w:pPr>
+      <w:r>
+        <w:rPr>
+          <w:rFonts w:ascii="Noto Serif" w:eastAsia="Noto Serif SC" w:hAnsi="Noto Serif" w:cs="Noto Serif"/>
+          <w:sz w:val="20"/>
+          <w:szCs w:val="20"/>
+          <w:lang w:val="en-US"/>
+        </w:rPr>
+        <w:t>传真</w:t>
+      </w:r>
+      <w:r>
+        <w:rPr>
+          <w:rFonts w:ascii="Noto Serif" w:eastAsia="Noto Serif SC" w:hAnsi="Noto Serif" w:cs="Noto Serif"/>
+          <w:sz w:val="20"/>
+          <w:szCs w:val="20"/>
+          <w:lang w:val="en-US"/>
+        </w:rPr>
+        <w:t>Fax: (65) 6557 275</w:t>
       </w:r>
     </w:p>
     <w:p>
@@ -1460,7 +1795,7 @@
                     <pic:cNvPicPr/>
                   </pic:nvPicPr>
                   <pic:blipFill>
-                    <a:blip r:embed="rId8" cstate="print">
+                    <a:blip r:embed="rId10" cstate="print">
                       <a:extLst>
                         <a:ext uri="{28A0092B-C50C-407E-A947-70E740481C1C}">
                           <a14:useLocalDpi xmlns:a14="http://schemas.microsoft.com/office/drawing/2010/main" val="0"/>
@@ -1513,6 +1848,7 @@
     </w:p>
     <w:p>
       <w:pPr>
+        <w:jc w:val="both"/>
         <w:rPr>
           <w:rFonts w:ascii="Noto Serif" w:eastAsia="Noto Serif SC" w:hAnsi="Noto Serif" w:cs="Noto Serif"/>
           <w:sz w:val="24"/>
@@ -1532,16 +1868,18 @@
     </w:p>
     <w:p>
       <w:pPr>
-        <w:rPr>
-          <w:rFonts w:ascii="Noto Serif" w:eastAsia="Noto Serif SC" w:hAnsi="Noto Serif" w:cs="Noto Serif"/>
-          <w:sz w:val="24"/>
-          <w:szCs w:val="24"/>
-          <w:lang w:val="en-US"/>
-        </w:rPr>
-      </w:pPr>
-    </w:p>
-    <w:p>
-      <w:pPr>
+        <w:jc w:val="both"/>
+        <w:rPr>
+          <w:rFonts w:ascii="Noto Serif" w:eastAsia="Noto Serif SC" w:hAnsi="Noto Serif" w:cs="Noto Serif"/>
+          <w:sz w:val="24"/>
+          <w:szCs w:val="24"/>
+          <w:lang w:val="en-US"/>
+        </w:rPr>
+      </w:pPr>
+    </w:p>
+    <w:p>
+      <w:pPr>
+        <w:jc w:val="both"/>
         <w:rPr>
           <w:rFonts w:ascii="Noto Serif" w:eastAsia="Noto Serif SC" w:hAnsi="Noto Serif" w:cs="Noto Serif"/>
           <w:sz w:val="24"/>
@@ -2038,16 +2376,18 @@
     </w:p>
     <w:p>
       <w:pPr>
-        <w:rPr>
-          <w:rFonts w:ascii="Noto Serif" w:eastAsia="Noto Serif SC" w:hAnsi="Noto Serif" w:cs="Noto Serif"/>
-          <w:sz w:val="24"/>
-          <w:szCs w:val="24"/>
-          <w:lang w:val="en-US"/>
-        </w:rPr>
-      </w:pPr>
-    </w:p>
-    <w:p>
-      <w:pPr>
+        <w:jc w:val="both"/>
+        <w:rPr>
+          <w:rFonts w:ascii="Noto Serif" w:eastAsia="Noto Serif SC" w:hAnsi="Noto Serif" w:cs="Noto Serif"/>
+          <w:sz w:val="24"/>
+          <w:szCs w:val="24"/>
+          <w:lang w:val="en-US"/>
+        </w:rPr>
+      </w:pPr>
+    </w:p>
+    <w:p>
+      <w:pPr>
+        <w:jc w:val="both"/>
         <w:rPr>
           <w:rFonts w:ascii="Noto Serif" w:eastAsia="Noto Serif SC" w:hAnsi="Noto Serif" w:cs="Noto Serif"/>
           <w:sz w:val="24"/>
@@ -2506,6 +2846,7 @@
     </w:p>
     <w:p>
       <w:pPr>
+        <w:jc w:val="both"/>
         <w:rPr>
           <w:rFonts w:ascii="Noto Serif" w:eastAsia="Noto Serif SC" w:hAnsi="Noto Serif" w:cs="Noto Serif"/>
           <w:sz w:val="24"/>
@@ -2563,16 +2904,18 @@
     </w:p>
     <w:p>
       <w:pPr>
-        <w:rPr>
-          <w:rFonts w:ascii="Noto Serif" w:eastAsia="Noto Serif SC" w:hAnsi="Noto Serif" w:cs="Noto Serif"/>
-          <w:sz w:val="24"/>
-          <w:szCs w:val="24"/>
-          <w:lang w:val="en-US"/>
-        </w:rPr>
-      </w:pPr>
-    </w:p>
-    <w:p>
-      <w:pPr>
+        <w:jc w:val="both"/>
+        <w:rPr>
+          <w:rFonts w:ascii="Noto Serif" w:eastAsia="Noto Serif SC" w:hAnsi="Noto Serif" w:cs="Noto Serif"/>
+          <w:sz w:val="24"/>
+          <w:szCs w:val="24"/>
+          <w:lang w:val="en-US"/>
+        </w:rPr>
+      </w:pPr>
+    </w:p>
+    <w:p>
+      <w:pPr>
+        <w:jc w:val="both"/>
         <w:rPr>
           <w:rFonts w:ascii="Noto Serif" w:eastAsia="Noto Serif SC" w:hAnsi="Noto Serif" w:cs="Noto Serif"/>
           <w:sz w:val="24"/>
@@ -3130,16 +3473,18 @@
     </w:p>
     <w:p>
       <w:pPr>
-        <w:rPr>
-          <w:rFonts w:ascii="Noto Serif" w:eastAsia="Noto Serif SC" w:hAnsi="Noto Serif" w:cs="Noto Serif"/>
-          <w:sz w:val="24"/>
-          <w:szCs w:val="24"/>
-          <w:lang w:val="en-US"/>
-        </w:rPr>
-      </w:pPr>
-    </w:p>
-    <w:p>
-      <w:pPr>
+        <w:jc w:val="both"/>
+        <w:rPr>
+          <w:rFonts w:ascii="Noto Serif" w:eastAsia="Noto Serif SC" w:hAnsi="Noto Serif" w:cs="Noto Serif"/>
+          <w:sz w:val="24"/>
+          <w:szCs w:val="24"/>
+          <w:lang w:val="en-US"/>
+        </w:rPr>
+      </w:pPr>
+    </w:p>
+    <w:p>
+      <w:pPr>
+        <w:jc w:val="both"/>
         <w:rPr>
           <w:rFonts w:ascii="Noto Serif" w:eastAsia="Noto Serif SC" w:hAnsi="Noto Serif" w:cs="Noto Serif"/>
           <w:sz w:val="24"/>
@@ -3406,8 +3751,8 @@
         <w:rPr>
           <w:rFonts w:ascii="Noto Serif" w:eastAsia="Noto Serif SC" w:hAnsi="Noto Serif" w:cs="Noto Serif"/>
           <w:bCs/>
-          <w:sz w:val="28"/>
-          <w:szCs w:val="28"/>
+          <w:sz w:val="24"/>
+          <w:szCs w:val="24"/>
         </w:rPr>
       </w:pPr>
     </w:p>
@@ -3416,8 +3761,8 @@
         <w:rPr>
           <w:rFonts w:ascii="Noto Serif" w:eastAsia="Noto Serif SC" w:hAnsi="Noto Serif" w:cs="Noto Serif"/>
           <w:bCs/>
-          <w:sz w:val="28"/>
-          <w:szCs w:val="28"/>
+          <w:sz w:val="24"/>
+          <w:szCs w:val="24"/>
         </w:rPr>
       </w:pPr>
     </w:p>
@@ -3426,8 +3771,8 @@
         <w:rPr>
           <w:rFonts w:ascii="Noto Serif" w:eastAsia="Noto Serif SC" w:hAnsi="Noto Serif" w:cs="Noto Serif"/>
           <w:bCs/>
-          <w:sz w:val="28"/>
-          <w:szCs w:val="28"/>
+          <w:sz w:val="24"/>
+          <w:szCs w:val="24"/>
         </w:rPr>
       </w:pPr>
     </w:p>
@@ -3436,8 +3781,8 @@
         <w:rPr>
           <w:rFonts w:ascii="Noto Serif" w:eastAsia="Noto Serif SC" w:hAnsi="Noto Serif" w:cs="Noto Serif"/>
           <w:bCs/>
-          <w:sz w:val="28"/>
-          <w:szCs w:val="28"/>
+          <w:sz w:val="24"/>
+          <w:szCs w:val="24"/>
         </w:rPr>
       </w:pPr>
     </w:p>
@@ -3446,8 +3791,8 @@
         <w:rPr>
           <w:rFonts w:ascii="Noto Serif" w:eastAsia="Noto Serif SC" w:hAnsi="Noto Serif" w:cs="Noto Serif"/>
           <w:bCs/>
-          <w:sz w:val="28"/>
-          <w:szCs w:val="28"/>
+          <w:sz w:val="24"/>
+          <w:szCs w:val="24"/>
         </w:rPr>
       </w:pPr>
     </w:p>
@@ -3456,8 +3801,8 @@
         <w:rPr>
           <w:rFonts w:ascii="Noto Serif" w:eastAsia="Noto Serif SC" w:hAnsi="Noto Serif" w:cs="Noto Serif"/>
           <w:bCs/>
-          <w:sz w:val="28"/>
-          <w:szCs w:val="28"/>
+          <w:sz w:val="24"/>
+          <w:szCs w:val="24"/>
         </w:rPr>
       </w:pPr>
     </w:p>
@@ -3512,6 +3857,7 @@
     </w:p>
     <w:p>
       <w:pPr>
+        <w:jc w:val="both"/>
         <w:rPr>
           <w:rFonts w:ascii="Noto Serif" w:eastAsia="Noto Serif SC" w:hAnsi="Noto Serif" w:cs="Noto Serif"/>
           <w:sz w:val="24"/>
@@ -3603,16 +3949,18 @@
     </w:p>
     <w:p>
       <w:pPr>
-        <w:rPr>
-          <w:rFonts w:ascii="Noto Serif" w:eastAsia="Noto Serif SC" w:hAnsi="Noto Serif" w:cs="Noto Serif"/>
-          <w:sz w:val="24"/>
-          <w:szCs w:val="24"/>
-          <w:lang w:val="en-US"/>
-        </w:rPr>
-      </w:pPr>
-    </w:p>
-    <w:p>
-      <w:pPr>
+        <w:jc w:val="both"/>
+        <w:rPr>
+          <w:rFonts w:ascii="Noto Serif" w:eastAsia="Noto Serif SC" w:hAnsi="Noto Serif" w:cs="Noto Serif"/>
+          <w:sz w:val="24"/>
+          <w:szCs w:val="24"/>
+          <w:lang w:val="en-US"/>
+        </w:rPr>
+      </w:pPr>
+    </w:p>
+    <w:p>
+      <w:pPr>
+        <w:jc w:val="both"/>
         <w:rPr>
           <w:rFonts w:ascii="Noto Serif" w:eastAsia="Noto Serif SC" w:hAnsi="Noto Serif" w:cs="Noto Serif"/>
           <w:sz w:val="24"/>
@@ -3632,6 +3980,7 @@
     </w:p>
     <w:p>
       <w:pPr>
+        <w:jc w:val="both"/>
         <w:rPr>
           <w:rFonts w:ascii="Noto Serif" w:eastAsia="Noto Serif SC" w:hAnsi="Noto Serif" w:cs="Noto Serif"/>
           <w:sz w:val="24"/>
@@ -3651,6 +4000,7 @@
     </w:p>
     <w:p>
       <w:pPr>
+        <w:jc w:val="both"/>
         <w:rPr>
           <w:rFonts w:ascii="Noto Serif" w:eastAsia="Noto Serif SC" w:hAnsi="Noto Serif" w:cs="Noto Serif"/>
           <w:sz w:val="24"/>
@@ -3670,6 +4020,7 @@
     </w:p>
     <w:p>
       <w:pPr>
+        <w:jc w:val="both"/>
         <w:rPr>
           <w:rFonts w:ascii="Noto Serif" w:eastAsia="Noto Serif SC" w:hAnsi="Noto Serif" w:cs="Noto Serif"/>
           <w:sz w:val="24"/>
@@ -3689,6 +4040,7 @@
     </w:p>
     <w:p>
       <w:pPr>
+        <w:jc w:val="both"/>
         <w:rPr>
           <w:rFonts w:ascii="Noto Serif" w:eastAsia="Noto Serif SC" w:hAnsi="Noto Serif" w:cs="Noto Serif"/>
           <w:sz w:val="24"/>
@@ -3726,6 +4078,7 @@
     </w:p>
     <w:p>
       <w:pPr>
+        <w:jc w:val="both"/>
         <w:rPr>
           <w:rFonts w:ascii="Noto Serif" w:eastAsia="Noto Serif SC" w:hAnsi="Noto Serif" w:cs="Noto Serif"/>
           <w:sz w:val="24"/>
@@ -3745,16 +4098,18 @@
     </w:p>
     <w:p>
       <w:pPr>
-        <w:rPr>
-          <w:rFonts w:ascii="Noto Serif" w:eastAsia="Noto Serif SC" w:hAnsi="Noto Serif" w:cs="Noto Serif"/>
-          <w:sz w:val="24"/>
-          <w:szCs w:val="24"/>
-          <w:lang w:val="en-US"/>
-        </w:rPr>
-      </w:pPr>
-    </w:p>
-    <w:p>
-      <w:pPr>
+        <w:jc w:val="both"/>
+        <w:rPr>
+          <w:rFonts w:ascii="Noto Serif" w:eastAsia="Noto Serif SC" w:hAnsi="Noto Serif" w:cs="Noto Serif"/>
+          <w:sz w:val="24"/>
+          <w:szCs w:val="24"/>
+          <w:lang w:val="en-US"/>
+        </w:rPr>
+      </w:pPr>
+    </w:p>
+    <w:p>
+      <w:pPr>
+        <w:jc w:val="both"/>
         <w:rPr>
           <w:rFonts w:ascii="Noto Serif" w:eastAsia="Noto Serif SC" w:hAnsi="Noto Serif" w:cs="Noto Serif"/>
           <w:sz w:val="24"/>
@@ -3801,6 +4156,7 @@
     </w:p>
     <w:p>
       <w:pPr>
+        <w:jc w:val="both"/>
         <w:rPr>
           <w:rFonts w:ascii="Noto Serif" w:eastAsia="Noto Serif SC" w:hAnsi="Noto Serif" w:cs="Noto Serif"/>
           <w:sz w:val="24"/>
@@ -3814,26 +4170,29 @@
         <w:pBdr>
           <w:bottom w:val="single" w:sz="6" w:space="1" w:color="auto"/>
         </w:pBdr>
-        <w:rPr>
-          <w:rFonts w:ascii="Noto Serif" w:eastAsia="Noto Serif SC" w:hAnsi="Noto Serif" w:cs="Noto Serif"/>
-          <w:sz w:val="24"/>
-          <w:szCs w:val="24"/>
-          <w:lang w:val="en-US"/>
-        </w:rPr>
-      </w:pPr>
-    </w:p>
-    <w:p>
-      <w:pPr>
-        <w:rPr>
-          <w:rFonts w:ascii="Noto Serif" w:eastAsia="Noto Serif SC" w:hAnsi="Noto Serif" w:cs="Noto Serif"/>
-          <w:sz w:val="24"/>
-          <w:szCs w:val="24"/>
-          <w:lang w:val="en-US"/>
-        </w:rPr>
-      </w:pPr>
-    </w:p>
-    <w:p>
-      <w:pPr>
+        <w:jc w:val="both"/>
+        <w:rPr>
+          <w:rFonts w:ascii="Noto Serif" w:eastAsia="Noto Serif SC" w:hAnsi="Noto Serif" w:cs="Noto Serif"/>
+          <w:sz w:val="24"/>
+          <w:szCs w:val="24"/>
+          <w:lang w:val="en-US"/>
+        </w:rPr>
+      </w:pPr>
+    </w:p>
+    <w:p>
+      <w:pPr>
+        <w:jc w:val="both"/>
+        <w:rPr>
+          <w:rFonts w:ascii="Noto Serif" w:eastAsia="Noto Serif SC" w:hAnsi="Noto Serif" w:cs="Noto Serif"/>
+          <w:sz w:val="24"/>
+          <w:szCs w:val="24"/>
+          <w:lang w:val="en-US"/>
+        </w:rPr>
+      </w:pPr>
+    </w:p>
+    <w:p>
+      <w:pPr>
+        <w:jc w:val="both"/>
         <w:rPr>
           <w:rFonts w:ascii="Noto Serif" w:eastAsia="Noto Serif SC" w:hAnsi="Noto Serif" w:cs="Noto Serif"/>
           <w:i/>
@@ -3846,6 +4205,7 @@
     </w:p>
     <w:p>
       <w:pPr>
+        <w:jc w:val="both"/>
         <w:rPr>
           <w:rFonts w:ascii="Noto Serif" w:eastAsia="Noto Serif SC" w:hAnsi="Noto Serif" w:cs="Noto Serif"/>
           <w:sz w:val="24"/>
@@ -3934,16 +4294,18 @@
     </w:p>
     <w:p>
       <w:pPr>
-        <w:rPr>
-          <w:rFonts w:ascii="Noto Serif" w:eastAsia="Noto Serif SC" w:hAnsi="Noto Serif" w:cs="Noto Serif"/>
-          <w:sz w:val="24"/>
-          <w:szCs w:val="24"/>
-          <w:lang w:val="en-US"/>
-        </w:rPr>
-      </w:pPr>
-    </w:p>
-    <w:p>
-      <w:pPr>
+        <w:jc w:val="both"/>
+        <w:rPr>
+          <w:rFonts w:ascii="Noto Serif" w:eastAsia="Noto Serif SC" w:hAnsi="Noto Serif" w:cs="Noto Serif"/>
+          <w:sz w:val="24"/>
+          <w:szCs w:val="24"/>
+          <w:lang w:val="en-US"/>
+        </w:rPr>
+      </w:pPr>
+    </w:p>
+    <w:p>
+      <w:pPr>
+        <w:jc w:val="both"/>
         <w:rPr>
           <w:rFonts w:ascii="Noto Serif" w:eastAsia="Noto Serif SC" w:hAnsi="Noto Serif" w:cs="Noto Serif"/>
           <w:sz w:val="24"/>
@@ -3963,6 +4325,7 @@
     </w:p>
     <w:p>
       <w:pPr>
+        <w:jc w:val="both"/>
         <w:rPr>
           <w:rFonts w:ascii="Noto Serif" w:eastAsia="Noto Serif SC" w:hAnsi="Noto Serif" w:cs="Noto Serif"/>
           <w:sz w:val="24"/>
@@ -3982,6 +4345,7 @@
     </w:p>
     <w:p>
       <w:pPr>
+        <w:jc w:val="both"/>
         <w:rPr>
           <w:rFonts w:ascii="Noto Serif" w:eastAsia="Noto Serif SC" w:hAnsi="Noto Serif" w:cs="Noto Serif"/>
           <w:sz w:val="24"/>
@@ -4001,6 +4365,7 @@
     </w:p>
     <w:p>
       <w:pPr>
+        <w:jc w:val="both"/>
         <w:rPr>
           <w:rFonts w:ascii="Noto Serif" w:eastAsia="Noto Serif SC" w:hAnsi="Noto Serif" w:cs="Noto Serif"/>
           <w:sz w:val="24"/>
@@ -4020,6 +4385,7 @@
     </w:p>
     <w:p>
       <w:pPr>
+        <w:jc w:val="both"/>
         <w:rPr>
           <w:rFonts w:ascii="Noto Serif" w:eastAsia="Noto Serif SC" w:hAnsi="Noto Serif" w:cs="Noto Serif"/>
           <w:i/>
@@ -4052,6 +4418,7 @@
     </w:p>
     <w:p>
       <w:pPr>
+        <w:jc w:val="both"/>
         <w:rPr>
           <w:rFonts w:ascii="Noto Serif" w:eastAsia="Noto Serif SC" w:hAnsi="Noto Serif" w:cs="Noto Serif"/>
           <w:sz w:val="24"/>
@@ -4071,16 +4438,18 @@
     </w:p>
     <w:p>
       <w:pPr>
-        <w:rPr>
-          <w:rFonts w:ascii="Noto Serif" w:eastAsia="Noto Serif SC" w:hAnsi="Noto Serif" w:cs="Noto Serif"/>
-          <w:sz w:val="24"/>
-          <w:szCs w:val="24"/>
-          <w:lang w:val="en-US"/>
-        </w:rPr>
-      </w:pPr>
-    </w:p>
-    <w:p>
-      <w:pPr>
+        <w:jc w:val="both"/>
+        <w:rPr>
+          <w:rFonts w:ascii="Noto Serif" w:eastAsia="Noto Serif SC" w:hAnsi="Noto Serif" w:cs="Noto Serif"/>
+          <w:sz w:val="24"/>
+          <w:szCs w:val="24"/>
+          <w:lang w:val="en-US"/>
+        </w:rPr>
+      </w:pPr>
+    </w:p>
+    <w:p>
+      <w:pPr>
+        <w:jc w:val="both"/>
         <w:rPr>
           <w:rFonts w:ascii="Noto Serif" w:eastAsia="Noto Serif SC" w:hAnsi="Noto Serif" w:cs="Noto Serif"/>
           <w:sz w:val="24"/>
@@ -4696,7 +5065,7 @@
           <w:szCs w:val="24"/>
           <w:lang w:val="en-US"/>
         </w:rPr>
-        <w:t xml:space="preserve"> (Diyin </w:t>
+        <w:t xml:space="preserve"> (</w:t>
       </w:r>
       <w:proofErr w:type="spellStart"/>
       <w:r>
@@ -4706,6 +5075,26 @@
           <w:szCs w:val="24"/>
           <w:lang w:val="en-US"/>
         </w:rPr>
+        <w:t>Diyin</w:t>
+      </w:r>
+      <w:proofErr w:type="spellEnd"/>
+      <w:r>
+        <w:rPr>
+          <w:rFonts w:ascii="Noto Serif" w:eastAsia="Noto Serif SC" w:hAnsi="Noto Serif" w:cs="Noto Serif"/>
+          <w:sz w:val="24"/>
+          <w:szCs w:val="24"/>
+          <w:lang w:val="en-US"/>
+        </w:rPr>
+        <w:t xml:space="preserve"> </w:t>
+      </w:r>
+      <w:proofErr w:type="spellStart"/>
+      <w:r>
+        <w:rPr>
+          <w:rFonts w:ascii="Noto Serif" w:eastAsia="Noto Serif SC" w:hAnsi="Noto Serif" w:cs="Noto Serif"/>
+          <w:sz w:val="24"/>
+          <w:szCs w:val="24"/>
+          <w:lang w:val="en-US"/>
+        </w:rPr>
         <w:t>Suona</w:t>
       </w:r>
       <w:proofErr w:type="spellEnd"/>
@@ -4995,7 +5384,25 @@
           <w:sz w:val="24"/>
           <w:szCs w:val="24"/>
         </w:rPr>
-        <w:t xml:space="preserve"> Dagu)</w:t>
+        <w:t xml:space="preserve"> </w:t>
+      </w:r>
+      <w:proofErr w:type="spellStart"/>
+      <w:r>
+        <w:rPr>
+          <w:rFonts w:ascii="Noto Serif" w:eastAsia="Noto Serif SC" w:hAnsi="Noto Serif" w:cs="Noto Serif"/>
+          <w:sz w:val="24"/>
+          <w:szCs w:val="24"/>
+        </w:rPr>
+        <w:t>Dagu</w:t>
+      </w:r>
+      <w:proofErr w:type="spellEnd"/>
+      <w:r>
+        <w:rPr>
+          <w:rFonts w:ascii="Noto Serif" w:eastAsia="Noto Serif SC" w:hAnsi="Noto Serif" w:cs="Noto Serif"/>
+          <w:sz w:val="24"/>
+          <w:szCs w:val="24"/>
+        </w:rPr>
+        <w:t>)</w:t>
       </w:r>
     </w:p>
     <w:p>
@@ -5888,7 +6295,25 @@
           <w:sz w:val="24"/>
           <w:szCs w:val="24"/>
         </w:rPr>
-        <w:t xml:space="preserve">, sed do </w:t>
+        <w:t xml:space="preserve">, </w:t>
+      </w:r>
+      <w:proofErr w:type="spellStart"/>
+      <w:r>
+        <w:rPr>
+          <w:rFonts w:ascii="Noto Serif" w:eastAsia="Noto Serif SC" w:hAnsi="Noto Serif" w:cs="Noto Serif"/>
+          <w:sz w:val="24"/>
+          <w:szCs w:val="24"/>
+        </w:rPr>
+        <w:t>sed</w:t>
+      </w:r>
+      <w:proofErr w:type="spellEnd"/>
+      <w:r>
+        <w:rPr>
+          <w:rFonts w:ascii="Noto Serif" w:eastAsia="Noto Serif SC" w:hAnsi="Noto Serif" w:cs="Noto Serif"/>
+          <w:sz w:val="24"/>
+          <w:szCs w:val="24"/>
+        </w:rPr>
+        <w:t xml:space="preserve"> do </w:t>
       </w:r>
       <w:proofErr w:type="spellStart"/>
       <w:r>
@@ -7206,6 +7631,17 @@
     <w:uiPriority w:val="99"/>
     <w:rsid w:val="00223A00"/>
   </w:style>
+  <w:style w:type="character" w:styleId="Hyperlink">
+    <w:name w:val="Hyperlink"/>
+    <w:basedOn w:val="DefaultParagraphFont"/>
+    <w:uiPriority w:val="99"/>
+    <w:unhideWhenUsed/>
+    <w:rsid w:val="00B34168"/>
+    <w:rPr>
+      <w:color w:val="0563C1" w:themeColor="hyperlink"/>
+      <w:u w:val="single"/>
+    </w:rPr>
+  </w:style>
 </w:styles>
 </file>
 
